--- a/20130462_LeKhanhVan_DCTL.docx
+++ b/20130462_LeKhanhVan_DCTL.docx
@@ -323,27 +323,7 @@
                 <w:sz w:val="26"/>
                 <w:szCs w:val="26"/>
               </w:rPr>
-              <w:t xml:space="preserve"> tháng </w:t>
-            </w:r>
-            <w:proofErr w:type="gramStart"/>
-            <w:r>
-              <w:rPr>
-                <w:rFonts w:ascii="Times New Roman" w:eastAsia="Times New Roman" w:hAnsi="Times New Roman" w:cs="Times New Roman"/>
-                <w:i/>
-                <w:sz w:val="26"/>
-                <w:szCs w:val="26"/>
-              </w:rPr>
-              <w:t>09  năm</w:t>
-            </w:r>
-            <w:proofErr w:type="gramEnd"/>
-            <w:r>
-              <w:rPr>
-                <w:rFonts w:ascii="Times New Roman" w:eastAsia="Times New Roman" w:hAnsi="Times New Roman" w:cs="Times New Roman"/>
-                <w:i/>
-                <w:sz w:val="26"/>
-                <w:szCs w:val="26"/>
-              </w:rPr>
-              <w:t xml:space="preserve"> 2024</w:t>
+              <w:t xml:space="preserve"> tháng 09  năm 2024</w:t>
             </w:r>
           </w:p>
         </w:tc>
@@ -512,7 +492,6 @@
         </w:rPr>
         <w:t>Sinh Viên Thực Hiện</w:t>
       </w:r>
-      <w:proofErr w:type="gramStart"/>
       <w:r>
         <w:rPr>
           <w:rFonts w:ascii="Times New Roman" w:eastAsia="Times New Roman" w:hAnsi="Times New Roman" w:cs="Times New Roman"/>
@@ -529,17 +508,7 @@
           <w:sz w:val="26"/>
           <w:szCs w:val="26"/>
         </w:rPr>
-        <w:t>LÊ</w:t>
-      </w:r>
-      <w:proofErr w:type="gramEnd"/>
-      <w:r>
-        <w:rPr>
-          <w:rFonts w:ascii="Times New Roman" w:eastAsia="Times New Roman" w:hAnsi="Times New Roman" w:cs="Times New Roman"/>
-          <w:b/>
-          <w:sz w:val="26"/>
-          <w:szCs w:val="26"/>
-        </w:rPr>
-        <w:t xml:space="preserve"> KHÁNH VĂN.</w:t>
+        <w:t>LÊ KHÁNH VĂN.</w:t>
       </w:r>
     </w:p>
     <w:p>
@@ -912,39 +881,39 @@
           <w:sz w:val="26"/>
           <w:szCs w:val="26"/>
         </w:rPr>
-        <w:t>sử dụng CNN</w:t>
-      </w:r>
-      <w:r>
-        <w:rPr>
-          <w:rFonts w:ascii="Times New Roman" w:eastAsia="Times New Roman" w:hAnsi="Times New Roman" w:cs="Times New Roman"/>
-          <w:sz w:val="26"/>
-          <w:szCs w:val="26"/>
-        </w:rPr>
-        <w:t>-</w:t>
-      </w:r>
-      <w:r>
-        <w:rPr>
-          <w:rFonts w:ascii="Times New Roman" w:eastAsia="Times New Roman" w:hAnsi="Times New Roman" w:cs="Times New Roman"/>
-          <w:sz w:val="26"/>
-          <w:szCs w:val="26"/>
-        </w:rPr>
-        <w:t>Convolutional Neural Network xử lí ảnh và RNN</w:t>
-      </w:r>
-      <w:r>
-        <w:rPr>
-          <w:rFonts w:ascii="Times New Roman" w:eastAsia="Times New Roman" w:hAnsi="Times New Roman" w:cs="Times New Roman"/>
-          <w:sz w:val="26"/>
-          <w:szCs w:val="26"/>
-        </w:rPr>
-        <w:t>-</w:t>
-      </w:r>
-      <w:r>
-        <w:rPr>
-          <w:rFonts w:ascii="Times New Roman" w:eastAsia="Times New Roman" w:hAnsi="Times New Roman" w:cs="Times New Roman"/>
-          <w:sz w:val="26"/>
-          <w:szCs w:val="26"/>
-        </w:rPr>
-        <w:t>Recurrent Neural Network xử lí chuỗi</w:t>
+        <w:t>sử dụng Convolutional Neural Network</w:t>
+      </w:r>
+      <w:r>
+        <w:rPr>
+          <w:rFonts w:ascii="Times New Roman" w:eastAsia="Times New Roman" w:hAnsi="Times New Roman" w:cs="Times New Roman"/>
+          <w:sz w:val="26"/>
+          <w:szCs w:val="26"/>
+        </w:rPr>
+        <w:t>-CNN</w:t>
+      </w:r>
+      <w:r>
+        <w:rPr>
+          <w:rFonts w:ascii="Times New Roman" w:eastAsia="Times New Roman" w:hAnsi="Times New Roman" w:cs="Times New Roman"/>
+          <w:sz w:val="26"/>
+          <w:szCs w:val="26"/>
+        </w:rPr>
+        <w:t xml:space="preserve"> xử lí ảnh và Recurrent Neural Network</w:t>
+      </w:r>
+      <w:r>
+        <w:rPr>
+          <w:rFonts w:ascii="Times New Roman" w:eastAsia="Times New Roman" w:hAnsi="Times New Roman" w:cs="Times New Roman"/>
+          <w:sz w:val="26"/>
+          <w:szCs w:val="26"/>
+        </w:rPr>
+        <w:t xml:space="preserve">-RNN </w:t>
+      </w:r>
+      <w:r>
+        <w:rPr>
+          <w:rFonts w:ascii="Times New Roman" w:eastAsia="Times New Roman" w:hAnsi="Times New Roman" w:cs="Times New Roman"/>
+          <w:sz w:val="26"/>
+          <w:szCs w:val="26"/>
+        </w:rPr>
+        <w:t>xử lí chuỗi</w:t>
       </w:r>
       <w:r>
         <w:rPr>
@@ -1370,23 +1339,13 @@
           <w:t>https://www.kaggle.com/datasets/aladdinpersson/flickr8kimagescaptions</w:t>
         </w:r>
       </w:hyperlink>
-      <w:proofErr w:type="gramStart"/>
       <w:r>
         <w:rPr>
           <w:b w:val="0"/>
           <w:sz w:val="26"/>
           <w:szCs w:val="26"/>
         </w:rPr>
-        <w:t>) :</w:t>
-      </w:r>
-      <w:proofErr w:type="gramEnd"/>
-      <w:r>
-        <w:rPr>
-          <w:b w:val="0"/>
-          <w:sz w:val="26"/>
-          <w:szCs w:val="26"/>
-        </w:rPr>
-        <w:t xml:space="preserve"> Flickr8k-Images-Captions bao gồm 8091 hình ảnh màu về nhiều chủ đề khác nhau.Tất cả caption của hình ảnh lưu trong 1 file captions.txt với 5 caption trên mỗi ảnh.</w:t>
+        <w:t>) : Flickr8k-Images-Captions bao gồm 8091 hình ảnh màu về nhiều chủ đề khác nhau.Tất cả caption của hình ảnh lưu trong 1 file captions.txt với 5 caption trên mỗi ảnh.</w:t>
       </w:r>
     </w:p>
     <w:p>
@@ -1571,25 +1530,7 @@
           <w:sz w:val="26"/>
           <w:szCs w:val="26"/>
         </w:rPr>
-        <w:t xml:space="preserve">A Multi-task Learning Approach for Image Caption (Wei </w:t>
-      </w:r>
-      <w:proofErr w:type="gramStart"/>
-      <w:r>
-        <w:rPr>
-          <w:rFonts w:ascii="Times New Roman" w:eastAsia="Times New Roman" w:hAnsi="Times New Roman" w:cs="Times New Roman"/>
-          <w:sz w:val="26"/>
-          <w:szCs w:val="26"/>
-        </w:rPr>
-        <w:t>Zhao,Benyou</w:t>
-      </w:r>
-      <w:proofErr w:type="gramEnd"/>
-      <w:r>
-        <w:rPr>
-          <w:rFonts w:ascii="Times New Roman" w:eastAsia="Times New Roman" w:hAnsi="Times New Roman" w:cs="Times New Roman"/>
-          <w:sz w:val="26"/>
-          <w:szCs w:val="26"/>
-        </w:rPr>
-        <w:t xml:space="preserve"> Wang,Jianbo Ye,Min Yang,Zhou Zhao,Routian Luo,Yu Qiao): </w:t>
+        <w:t xml:space="preserve">A Multi-task Learning Approach for Image Caption (Wei Zhao,Benyou Wang,Jianbo Ye,Min Yang,Zhou Zhao,Routian Luo,Yu Qiao): </w:t>
       </w:r>
       <w:hyperlink r:id="rId7" w:history="1">
         <w:r>
@@ -1625,25 +1566,7 @@
           <w:szCs w:val="26"/>
         </w:rPr>
         <w:lastRenderedPageBreak/>
-        <w:t xml:space="preserve">Where to put the Image in an Image Caption Generator (Marc </w:t>
-      </w:r>
-      <w:proofErr w:type="gramStart"/>
-      <w:r>
-        <w:rPr>
-          <w:rFonts w:ascii="Times New Roman" w:eastAsia="Times New Roman" w:hAnsi="Times New Roman" w:cs="Times New Roman"/>
-          <w:sz w:val="26"/>
-          <w:szCs w:val="26"/>
-        </w:rPr>
-        <w:t>Tanti,Albert</w:t>
-      </w:r>
-      <w:proofErr w:type="gramEnd"/>
-      <w:r>
-        <w:rPr>
-          <w:rFonts w:ascii="Times New Roman" w:eastAsia="Times New Roman" w:hAnsi="Times New Roman" w:cs="Times New Roman"/>
-          <w:sz w:val="26"/>
-          <w:szCs w:val="26"/>
-        </w:rPr>
-        <w:t xml:space="preserve"> Gatt,Kenneth P.Camilleri – 12-Mar-2018): </w:t>
+        <w:t xml:space="preserve">Where to put the Image in an Image Caption Generator (Marc Tanti,Albert Gatt,Kenneth P.Camilleri – 12-Mar-2018): </w:t>
       </w:r>
       <w:hyperlink r:id="rId8" w:history="1">
         <w:r>
@@ -1678,25 +1601,7 @@
           <w:sz w:val="26"/>
           <w:szCs w:val="26"/>
         </w:rPr>
-        <w:t>Bài 35 -Multitask Learning - Multi branch. (</w:t>
-      </w:r>
-      <w:proofErr w:type="gramStart"/>
-      <w:r>
-        <w:rPr>
-          <w:rFonts w:ascii="Times New Roman" w:eastAsia="Times New Roman" w:hAnsi="Times New Roman" w:cs="Times New Roman"/>
-          <w:sz w:val="26"/>
-          <w:szCs w:val="26"/>
-        </w:rPr>
-        <w:t>phamdinhkhanh</w:t>
-      </w:r>
-      <w:proofErr w:type="gramEnd"/>
-      <w:r>
-        <w:rPr>
-          <w:rFonts w:ascii="Times New Roman" w:eastAsia="Times New Roman" w:hAnsi="Times New Roman" w:cs="Times New Roman"/>
-          <w:sz w:val="26"/>
-          <w:szCs w:val="26"/>
-        </w:rPr>
-        <w:t xml:space="preserve"> - 05 May 2020):</w:t>
+        <w:t>Bài 35 -Multitask Learning - Multi branch. (phamdinhkhanh - 05 May 2020):</w:t>
       </w:r>
     </w:p>
     <w:p>

--- a/20130462_LeKhanhVan_DCTL.docx
+++ b/20130462_LeKhanhVan_DCTL.docx
@@ -323,7 +323,27 @@
                 <w:sz w:val="26"/>
                 <w:szCs w:val="26"/>
               </w:rPr>
-              <w:t xml:space="preserve"> tháng 09  năm 2024</w:t>
+              <w:t xml:space="preserve"> tháng </w:t>
+            </w:r>
+            <w:proofErr w:type="gramStart"/>
+            <w:r>
+              <w:rPr>
+                <w:rFonts w:ascii="Times New Roman" w:eastAsia="Times New Roman" w:hAnsi="Times New Roman" w:cs="Times New Roman"/>
+                <w:i/>
+                <w:sz w:val="26"/>
+                <w:szCs w:val="26"/>
+              </w:rPr>
+              <w:t>09  năm</w:t>
+            </w:r>
+            <w:proofErr w:type="gramEnd"/>
+            <w:r>
+              <w:rPr>
+                <w:rFonts w:ascii="Times New Roman" w:eastAsia="Times New Roman" w:hAnsi="Times New Roman" w:cs="Times New Roman"/>
+                <w:i/>
+                <w:sz w:val="26"/>
+                <w:szCs w:val="26"/>
+              </w:rPr>
+              <w:t xml:space="preserve"> 2024</w:t>
             </w:r>
           </w:p>
         </w:tc>
@@ -492,6 +512,7 @@
         </w:rPr>
         <w:t>Sinh Viên Thực Hiện</w:t>
       </w:r>
+      <w:proofErr w:type="gramStart"/>
       <w:r>
         <w:rPr>
           <w:rFonts w:ascii="Times New Roman" w:eastAsia="Times New Roman" w:hAnsi="Times New Roman" w:cs="Times New Roman"/>
@@ -508,7 +529,17 @@
           <w:sz w:val="26"/>
           <w:szCs w:val="26"/>
         </w:rPr>
-        <w:t>LÊ KHÁNH VĂN.</w:t>
+        <w:t>LÊ</w:t>
+      </w:r>
+      <w:proofErr w:type="gramEnd"/>
+      <w:r>
+        <w:rPr>
+          <w:rFonts w:ascii="Times New Roman" w:eastAsia="Times New Roman" w:hAnsi="Times New Roman" w:cs="Times New Roman"/>
+          <w:b/>
+          <w:sz w:val="26"/>
+          <w:szCs w:val="26"/>
+        </w:rPr>
+        <w:t xml:space="preserve"> KHÁNH VĂN.</w:t>
       </w:r>
     </w:p>
     <w:p>
@@ -766,12 +797,8 @@
     </w:p>
     <w:p>
       <w:pPr>
-        <w:numPr>
-          <w:ilvl w:val="1"/>
-          <w:numId w:val="2"/>
-        </w:numPr>
         <w:spacing w:line="360" w:lineRule="auto"/>
-        <w:ind w:hanging="212"/>
+        <w:ind w:left="568" w:firstLine="425"/>
         <w:jc w:val="both"/>
         <w:rPr>
           <w:rFonts w:ascii="Times New Roman" w:eastAsia="Times New Roman" w:hAnsi="Times New Roman" w:cs="Times New Roman"/>
@@ -785,7 +812,7 @@
           <w:sz w:val="26"/>
           <w:szCs w:val="26"/>
         </w:rPr>
-        <w:t>Mô tả hình ảnh (image caption) là một bài toán cơ bản trong thị giác máy tính.</w:t>
+        <w:t>Mô tả hình ảnh (image caption) là một bài toán cơ bản trong thị giác máy tính. Bài toán trên có thể phát biểu như sau: Đầu vào ta có một hay nhiều bức ảnh việc cần làm là tạo caption (mô tả) cho chúng. Vấn đề đặt ra ở đâu khi huấn luyện mô hình cần 2 input: ảnh và caption thì nên xử lí từng phần riêng biệt, xử lí ảnh riêng, caption riêng</w:t>
       </w:r>
       <w:r>
         <w:rPr>
@@ -801,738 +828,17 @@
           <w:sz w:val="26"/>
           <w:szCs w:val="26"/>
         </w:rPr>
-        <w:t>Bài toán trên có thể phát biểu như sau: Đầu vào ta có một hay nhiều bức ảnh việc cần làm là tạo caption</w:t>
-      </w:r>
-      <w:r>
-        <w:rPr>
-          <w:rFonts w:ascii="Times New Roman" w:eastAsia="Times New Roman" w:hAnsi="Times New Roman" w:cs="Times New Roman"/>
-          <w:sz w:val="26"/>
-          <w:szCs w:val="26"/>
-        </w:rPr>
-        <w:t xml:space="preserve"> </w:t>
-      </w:r>
-      <w:r>
-        <w:rPr>
-          <w:rFonts w:ascii="Times New Roman" w:eastAsia="Times New Roman" w:hAnsi="Times New Roman" w:cs="Times New Roman"/>
-          <w:sz w:val="26"/>
-          <w:szCs w:val="26"/>
-        </w:rPr>
-        <w:t>(mô tả) cho chúng.</w:t>
-      </w:r>
-      <w:r>
-        <w:rPr>
-          <w:rFonts w:ascii="Times New Roman" w:eastAsia="Times New Roman" w:hAnsi="Times New Roman" w:cs="Times New Roman"/>
-          <w:sz w:val="26"/>
-          <w:szCs w:val="26"/>
-        </w:rPr>
-        <w:t xml:space="preserve"> </w:t>
-      </w:r>
-      <w:r>
-        <w:rPr>
-          <w:rFonts w:ascii="Times New Roman" w:eastAsia="Times New Roman" w:hAnsi="Times New Roman" w:cs="Times New Roman"/>
-          <w:sz w:val="26"/>
-          <w:szCs w:val="26"/>
-        </w:rPr>
-        <w:t>Vấn đề đặt ra ở đâu khi huấn luyện mô hình cần 2 input: ảnh và caption thì chúng ta nên xử lí từng phần riêng biệt,</w:t>
-      </w:r>
-      <w:r>
-        <w:rPr>
-          <w:rFonts w:ascii="Times New Roman" w:eastAsia="Times New Roman" w:hAnsi="Times New Roman" w:cs="Times New Roman"/>
-          <w:sz w:val="26"/>
-          <w:szCs w:val="26"/>
-        </w:rPr>
-        <w:t xml:space="preserve"> </w:t>
-      </w:r>
-      <w:r>
-        <w:rPr>
-          <w:rFonts w:ascii="Times New Roman" w:eastAsia="Times New Roman" w:hAnsi="Times New Roman" w:cs="Times New Roman"/>
-          <w:sz w:val="26"/>
-          <w:szCs w:val="26"/>
-        </w:rPr>
-        <w:t>xử lí ảnh riêng,</w:t>
-      </w:r>
-      <w:r>
-        <w:rPr>
-          <w:rFonts w:ascii="Times New Roman" w:eastAsia="Times New Roman" w:hAnsi="Times New Roman" w:cs="Times New Roman"/>
-          <w:sz w:val="26"/>
-          <w:szCs w:val="26"/>
-        </w:rPr>
-        <w:t xml:space="preserve"> </w:t>
-      </w:r>
-      <w:r>
-        <w:rPr>
-          <w:rFonts w:ascii="Times New Roman" w:eastAsia="Times New Roman" w:hAnsi="Times New Roman" w:cs="Times New Roman"/>
-          <w:sz w:val="26"/>
-          <w:szCs w:val="26"/>
-        </w:rPr>
-        <w:t xml:space="preserve">caption riêng, sau đó concat kết quả lại </w:t>
-      </w:r>
-      <w:r>
-        <w:rPr>
-          <w:rFonts w:ascii="Times New Roman" w:eastAsia="Times New Roman" w:hAnsi="Times New Roman" w:cs="Times New Roman"/>
-          <w:sz w:val="26"/>
-          <w:szCs w:val="26"/>
-        </w:rPr>
-        <w:t>(</w:t>
-      </w:r>
-      <w:r>
-        <w:rPr>
-          <w:rFonts w:ascii="Times New Roman" w:eastAsia="Times New Roman" w:hAnsi="Times New Roman" w:cs="Times New Roman"/>
-          <w:sz w:val="26"/>
-          <w:szCs w:val="26"/>
-        </w:rPr>
-        <w:t>sử dụng Convolutional Neural Network</w:t>
-      </w:r>
-      <w:r>
-        <w:rPr>
-          <w:rFonts w:ascii="Times New Roman" w:eastAsia="Times New Roman" w:hAnsi="Times New Roman" w:cs="Times New Roman"/>
-          <w:sz w:val="26"/>
-          <w:szCs w:val="26"/>
-        </w:rPr>
-        <w:t>-CNN</w:t>
-      </w:r>
-      <w:r>
-        <w:rPr>
-          <w:rFonts w:ascii="Times New Roman" w:eastAsia="Times New Roman" w:hAnsi="Times New Roman" w:cs="Times New Roman"/>
-          <w:sz w:val="26"/>
-          <w:szCs w:val="26"/>
-        </w:rPr>
-        <w:t xml:space="preserve"> xử lí ảnh và Recurrent Neural Network</w:t>
-      </w:r>
-      <w:r>
-        <w:rPr>
-          <w:rFonts w:ascii="Times New Roman" w:eastAsia="Times New Roman" w:hAnsi="Times New Roman" w:cs="Times New Roman"/>
-          <w:sz w:val="26"/>
-          <w:szCs w:val="26"/>
-        </w:rPr>
-        <w:t xml:space="preserve">-RNN </w:t>
-      </w:r>
-      <w:r>
-        <w:rPr>
-          <w:rFonts w:ascii="Times New Roman" w:eastAsia="Times New Roman" w:hAnsi="Times New Roman" w:cs="Times New Roman"/>
-          <w:sz w:val="26"/>
-          <w:szCs w:val="26"/>
-        </w:rPr>
-        <w:t>xử lí chuỗi</w:t>
-      </w:r>
-      <w:r>
-        <w:rPr>
-          <w:rFonts w:ascii="Times New Roman" w:eastAsia="Times New Roman" w:hAnsi="Times New Roman" w:cs="Times New Roman"/>
-          <w:sz w:val="26"/>
-          <w:szCs w:val="26"/>
-        </w:rPr>
-        <w:t>)</w:t>
-      </w:r>
-      <w:r>
-        <w:rPr>
-          <w:rFonts w:ascii="Times New Roman" w:eastAsia="Times New Roman" w:hAnsi="Times New Roman" w:cs="Times New Roman"/>
-          <w:sz w:val="26"/>
-          <w:szCs w:val="26"/>
-        </w:rPr>
-        <w:t xml:space="preserve"> hay xây dựng một mô hình nhận cả ảnh và caption như Multitask Learing. Để giải quyết vấn đề này chúng tôi tập trung nghiên cứu kỹ thuật Multitask Learning và áp dụng vào bài toán trên. Bên cạnh đó, chúng tôi cũng tiến hành phân tích, đánh giá mô hình dựa trên Multitask Learning với các phương pháp học máy truyền thống.</w:t>
-      </w:r>
-    </w:p>
-    <w:p>
-      <w:pPr>
-        <w:numPr>
-          <w:ilvl w:val="0"/>
-          <w:numId w:val="1"/>
-        </w:numPr>
-        <w:spacing w:line="360" w:lineRule="auto"/>
-        <w:rPr>
-          <w:rFonts w:ascii="Times New Roman" w:eastAsia="Times New Roman" w:hAnsi="Times New Roman" w:cs="Times New Roman"/>
-          <w:sz w:val="26"/>
-          <w:szCs w:val="26"/>
-        </w:rPr>
-      </w:pPr>
-      <w:r>
-        <w:rPr>
-          <w:rFonts w:ascii="Times New Roman" w:eastAsia="Times New Roman" w:hAnsi="Times New Roman" w:cs="Times New Roman"/>
-          <w:b/>
-          <w:sz w:val="26"/>
-          <w:szCs w:val="26"/>
-        </w:rPr>
-        <w:t xml:space="preserve">Mục tiêu của đề tài: </w:t>
-      </w:r>
-    </w:p>
-    <w:p>
-      <w:pPr>
-        <w:numPr>
-          <w:ilvl w:val="1"/>
-          <w:numId w:val="2"/>
-        </w:numPr>
-        <w:spacing w:line="360" w:lineRule="auto"/>
-        <w:ind w:hanging="212"/>
-        <w:jc w:val="both"/>
-        <w:rPr>
-          <w:rFonts w:ascii="Times New Roman" w:eastAsia="Times New Roman" w:hAnsi="Times New Roman" w:cs="Times New Roman"/>
-          <w:sz w:val="26"/>
-          <w:szCs w:val="26"/>
-        </w:rPr>
-      </w:pPr>
-      <w:r>
-        <w:rPr>
-          <w:rFonts w:ascii="Times New Roman" w:eastAsia="Times New Roman" w:hAnsi="Times New Roman" w:cs="Times New Roman"/>
-          <w:sz w:val="26"/>
-          <w:szCs w:val="26"/>
-        </w:rPr>
-        <w:t xml:space="preserve">Nghiên cứu và xây dựng mô hình mô tả hình ảnh sử dụng kỹ thuật Multitask Learning. </w:t>
-      </w:r>
-    </w:p>
-    <w:p>
-      <w:pPr>
-        <w:numPr>
-          <w:ilvl w:val="1"/>
-          <w:numId w:val="2"/>
-        </w:numPr>
-        <w:spacing w:line="360" w:lineRule="auto"/>
-        <w:ind w:hanging="212"/>
-        <w:jc w:val="both"/>
-        <w:rPr>
-          <w:rFonts w:ascii="Times New Roman" w:eastAsia="Times New Roman" w:hAnsi="Times New Roman" w:cs="Times New Roman"/>
-          <w:sz w:val="26"/>
-          <w:szCs w:val="26"/>
-        </w:rPr>
-      </w:pPr>
-      <w:r>
-        <w:rPr>
-          <w:rFonts w:ascii="Times New Roman" w:eastAsia="Times New Roman" w:hAnsi="Times New Roman" w:cs="Times New Roman"/>
-          <w:sz w:val="26"/>
-          <w:szCs w:val="26"/>
-        </w:rPr>
-        <w:lastRenderedPageBreak/>
-        <w:t>Đánh giá hiệu quả của mô hình này với các mô hình sử dụng CNN và RNN.</w:t>
-      </w:r>
-    </w:p>
-    <w:p>
-      <w:pPr>
-        <w:numPr>
-          <w:ilvl w:val="0"/>
-          <w:numId w:val="1"/>
-        </w:numPr>
-        <w:spacing w:line="360" w:lineRule="auto"/>
-      </w:pPr>
-      <w:r>
-        <w:rPr>
-          <w:rFonts w:ascii="Times New Roman" w:eastAsia="Times New Roman" w:hAnsi="Times New Roman" w:cs="Times New Roman"/>
-          <w:b/>
-          <w:sz w:val="26"/>
-          <w:szCs w:val="26"/>
-        </w:rPr>
-        <w:t xml:space="preserve">Nội dung của đề tài: </w:t>
-      </w:r>
-    </w:p>
-    <w:p>
-      <w:pPr>
-        <w:spacing w:line="360" w:lineRule="auto"/>
-        <w:ind w:firstLine="567"/>
-        <w:jc w:val="both"/>
-        <w:rPr>
-          <w:rFonts w:ascii="Times New Roman" w:eastAsia="Times New Roman" w:hAnsi="Times New Roman" w:cs="Times New Roman"/>
-          <w:sz w:val="26"/>
-          <w:szCs w:val="26"/>
-        </w:rPr>
-      </w:pPr>
-      <w:r>
-        <w:rPr>
-          <w:rFonts w:ascii="Times New Roman" w:eastAsia="Times New Roman" w:hAnsi="Times New Roman" w:cs="Times New Roman"/>
-          <w:sz w:val="26"/>
-          <w:szCs w:val="26"/>
-        </w:rPr>
-        <w:t>Các nội dung cần nghiên cứu, thử nghiệm:</w:t>
-      </w:r>
-    </w:p>
-    <w:p>
-      <w:pPr>
-        <w:numPr>
-          <w:ilvl w:val="1"/>
-          <w:numId w:val="2"/>
-        </w:numPr>
-        <w:spacing w:line="360" w:lineRule="auto"/>
-        <w:jc w:val="both"/>
-        <w:rPr>
-          <w:rFonts w:ascii="Times New Roman" w:eastAsia="Times New Roman" w:hAnsi="Times New Roman" w:cs="Times New Roman"/>
-          <w:sz w:val="26"/>
-          <w:szCs w:val="26"/>
-        </w:rPr>
-      </w:pPr>
-      <w:r>
-        <w:rPr>
-          <w:rFonts w:ascii="Times New Roman" w:hAnsi="Times New Roman" w:cs="Times New Roman"/>
-          <w:sz w:val="26"/>
-          <w:szCs w:val="26"/>
-        </w:rPr>
-        <w:t>Nghiên</w:t>
-      </w:r>
-      <w:r>
-        <w:rPr>
-          <w:rFonts w:ascii="Times New Roman" w:eastAsia="Times New Roman" w:hAnsi="Times New Roman" w:cs="Times New Roman"/>
-          <w:sz w:val="26"/>
-          <w:szCs w:val="26"/>
-        </w:rPr>
-        <w:t xml:space="preserve"> cứu lý thuyết bài toán mô tả hình ảnh và các phương pháp giải quyết bài toán này.</w:t>
-      </w:r>
-      <w:r>
-        <w:rPr>
-          <w:rFonts w:ascii="Times New Roman" w:eastAsia="Times New Roman" w:hAnsi="Times New Roman" w:cs="Times New Roman"/>
-          <w:sz w:val="26"/>
-          <w:szCs w:val="26"/>
-        </w:rPr>
-        <w:t xml:space="preserve"> </w:t>
-      </w:r>
-    </w:p>
-    <w:p>
-      <w:pPr>
-        <w:numPr>
-          <w:ilvl w:val="1"/>
-          <w:numId w:val="2"/>
-        </w:numPr>
-        <w:spacing w:line="360" w:lineRule="auto"/>
-        <w:jc w:val="both"/>
-        <w:rPr>
-          <w:sz w:val="26"/>
-          <w:szCs w:val="26"/>
-        </w:rPr>
-      </w:pPr>
-      <w:r>
-        <w:rPr>
-          <w:rFonts w:ascii="Times New Roman" w:eastAsia="Times New Roman" w:hAnsi="Times New Roman" w:cs="Times New Roman"/>
-          <w:sz w:val="26"/>
-          <w:szCs w:val="26"/>
-        </w:rPr>
-        <w:t>Nghiên cứu cấu trúc và cách thức hoạt động của CNN</w:t>
-      </w:r>
-      <w:r>
-        <w:rPr>
-          <w:rFonts w:ascii="Times New Roman" w:eastAsia="Times New Roman" w:hAnsi="Times New Roman" w:cs="Times New Roman"/>
-          <w:sz w:val="26"/>
-          <w:szCs w:val="26"/>
-        </w:rPr>
-        <w:t>-</w:t>
-      </w:r>
-      <w:r>
-        <w:rPr>
-          <w:rFonts w:ascii="Times New Roman" w:eastAsia="Times New Roman" w:hAnsi="Times New Roman" w:cs="Times New Roman"/>
-          <w:sz w:val="26"/>
-          <w:szCs w:val="26"/>
-        </w:rPr>
-        <w:t>Convolutional Neural Network và RNN</w:t>
-      </w:r>
-      <w:r>
-        <w:rPr>
-          <w:rFonts w:ascii="Times New Roman" w:eastAsia="Times New Roman" w:hAnsi="Times New Roman" w:cs="Times New Roman"/>
-          <w:sz w:val="26"/>
-          <w:szCs w:val="26"/>
-        </w:rPr>
-        <w:t>-</w:t>
-      </w:r>
-      <w:r>
-        <w:rPr>
-          <w:rFonts w:ascii="Times New Roman" w:eastAsia="Times New Roman" w:hAnsi="Times New Roman" w:cs="Times New Roman"/>
-          <w:sz w:val="26"/>
-          <w:szCs w:val="26"/>
-        </w:rPr>
-        <w:t>Recurrent Neural Network trong mô tả hình ảnh.</w:t>
-      </w:r>
-    </w:p>
-    <w:p>
-      <w:pPr>
-        <w:numPr>
-          <w:ilvl w:val="1"/>
-          <w:numId w:val="2"/>
-        </w:numPr>
-        <w:spacing w:line="360" w:lineRule="auto"/>
-        <w:jc w:val="both"/>
-        <w:rPr>
-          <w:sz w:val="26"/>
-          <w:szCs w:val="26"/>
-        </w:rPr>
-      </w:pPr>
-      <w:r>
-        <w:rPr>
-          <w:rFonts w:ascii="Times New Roman" w:eastAsia="Times New Roman" w:hAnsi="Times New Roman" w:cs="Times New Roman"/>
-          <w:sz w:val="26"/>
-          <w:szCs w:val="26"/>
-        </w:rPr>
-        <w:t>Nghiên cứu kỹ thuật Multitask Learning áp dụng cho bài toán mô tả hình ảnh.</w:t>
-      </w:r>
-    </w:p>
-    <w:p>
-      <w:pPr>
-        <w:numPr>
-          <w:ilvl w:val="1"/>
-          <w:numId w:val="2"/>
-        </w:numPr>
-        <w:spacing w:line="360" w:lineRule="auto"/>
-        <w:jc w:val="both"/>
-        <w:rPr>
-          <w:sz w:val="26"/>
-          <w:szCs w:val="26"/>
-        </w:rPr>
-      </w:pPr>
-      <w:r>
-        <w:rPr>
-          <w:rFonts w:ascii="Times New Roman" w:eastAsia="Times New Roman" w:hAnsi="Times New Roman" w:cs="Times New Roman"/>
-          <w:sz w:val="26"/>
-          <w:szCs w:val="26"/>
-        </w:rPr>
-        <w:t>Xây dựng và huấn luyện mô hình mô tả hình ảnh áp dụng hai kĩ thuật nêu trên.</w:t>
-      </w:r>
-    </w:p>
-    <w:p>
-      <w:pPr>
-        <w:numPr>
-          <w:ilvl w:val="1"/>
-          <w:numId w:val="2"/>
-        </w:numPr>
-        <w:spacing w:line="360" w:lineRule="auto"/>
-        <w:jc w:val="both"/>
-        <w:rPr>
-          <w:sz w:val="26"/>
-          <w:szCs w:val="26"/>
-        </w:rPr>
-      </w:pPr>
-      <w:r>
-        <w:rPr>
-          <w:rFonts w:ascii="Times New Roman" w:eastAsia="Times New Roman" w:hAnsi="Times New Roman" w:cs="Times New Roman"/>
-          <w:sz w:val="26"/>
-          <w:szCs w:val="26"/>
-        </w:rPr>
-        <w:t>Đánh giá kết quả thực nghiệm giữa các mô hình.</w:t>
-      </w:r>
-    </w:p>
-    <w:p>
-      <w:pPr>
-        <w:numPr>
-          <w:ilvl w:val="0"/>
-          <w:numId w:val="1"/>
-        </w:numPr>
-        <w:spacing w:line="360" w:lineRule="auto"/>
-        <w:rPr>
-          <w:sz w:val="26"/>
-          <w:szCs w:val="26"/>
-        </w:rPr>
-      </w:pPr>
-      <w:r>
-        <w:rPr>
-          <w:rFonts w:ascii="Times New Roman" w:eastAsia="Times New Roman" w:hAnsi="Times New Roman" w:cs="Times New Roman"/>
-          <w:b/>
-          <w:sz w:val="26"/>
-          <w:szCs w:val="26"/>
-        </w:rPr>
-        <w:t xml:space="preserve">Thời gian thực hiện: </w:t>
-      </w:r>
-      <w:r>
-        <w:rPr>
-          <w:rFonts w:ascii="Times New Roman" w:eastAsia="Times New Roman" w:hAnsi="Times New Roman" w:cs="Times New Roman"/>
-          <w:sz w:val="26"/>
-          <w:szCs w:val="26"/>
-        </w:rPr>
-        <w:t>học kỳ 1, năm học 2024 - 2025.</w:t>
-      </w:r>
-    </w:p>
-    <w:p>
-      <w:pPr>
-        <w:numPr>
-          <w:ilvl w:val="0"/>
-          <w:numId w:val="1"/>
-        </w:numPr>
-        <w:spacing w:line="360" w:lineRule="auto"/>
-        <w:rPr>
-          <w:rFonts w:ascii="Times New Roman" w:eastAsia="Times New Roman" w:hAnsi="Times New Roman" w:cs="Times New Roman"/>
-          <w:sz w:val="26"/>
-          <w:szCs w:val="26"/>
-        </w:rPr>
-      </w:pPr>
-      <w:r>
-        <w:rPr>
-          <w:rFonts w:ascii="Times New Roman" w:eastAsia="Times New Roman" w:hAnsi="Times New Roman" w:cs="Times New Roman"/>
-          <w:b/>
-          <w:sz w:val="26"/>
-          <w:szCs w:val="26"/>
-        </w:rPr>
-        <w:t xml:space="preserve">Sản phẩm của đề tài: </w:t>
-      </w:r>
-    </w:p>
-    <w:p>
-      <w:pPr>
-        <w:numPr>
-          <w:ilvl w:val="1"/>
-          <w:numId w:val="2"/>
-        </w:numPr>
-        <w:spacing w:line="360" w:lineRule="auto"/>
-        <w:ind w:hanging="212"/>
-        <w:jc w:val="both"/>
-        <w:rPr>
-          <w:rFonts w:ascii="Times New Roman" w:eastAsia="Times New Roman" w:hAnsi="Times New Roman" w:cs="Times New Roman"/>
-          <w:sz w:val="26"/>
-          <w:szCs w:val="26"/>
-        </w:rPr>
-      </w:pPr>
-      <w:r>
-        <w:rPr>
-          <w:rFonts w:ascii="Times New Roman" w:eastAsia="Times New Roman" w:hAnsi="Times New Roman" w:cs="Times New Roman"/>
-          <w:sz w:val="26"/>
-          <w:szCs w:val="26"/>
-        </w:rPr>
-        <w:t>Phương tiến hành nghiên cứu bao gồm các giai đoạn:</w:t>
-      </w:r>
-    </w:p>
-    <w:p>
-      <w:pPr>
-        <w:numPr>
-          <w:ilvl w:val="3"/>
-          <w:numId w:val="2"/>
-        </w:numPr>
-        <w:spacing w:line="360" w:lineRule="auto"/>
-        <w:jc w:val="both"/>
-        <w:rPr>
-          <w:rFonts w:ascii="Times New Roman" w:eastAsia="Times New Roman" w:hAnsi="Times New Roman" w:cs="Times New Roman"/>
-          <w:sz w:val="26"/>
-          <w:szCs w:val="26"/>
-        </w:rPr>
-      </w:pPr>
-      <w:r>
-        <w:rPr>
-          <w:rFonts w:ascii="Times New Roman" w:eastAsia="Times New Roman" w:hAnsi="Times New Roman" w:cs="Times New Roman"/>
-          <w:sz w:val="26"/>
-          <w:szCs w:val="26"/>
-        </w:rPr>
-        <w:t>Chuẩn bị dữ liệu: Chuẩn bị tập dữ liệu cho thực nghiệm. Thực hiện các bước tiền xử lý dữ liệu. Các dataset lựa chọn bao gồm:</w:t>
-      </w:r>
-    </w:p>
-    <w:p>
-      <w:pPr>
-        <w:pStyle w:val="Heading1"/>
-        <w:numPr>
-          <w:ilvl w:val="0"/>
-          <w:numId w:val="4"/>
-        </w:numPr>
-        <w:shd w:val="clear" w:color="auto" w:fill="FFFFFF"/>
-        <w:spacing w:line="293" w:lineRule="auto"/>
-        <w:jc w:val="both"/>
-        <w:rPr>
-          <w:sz w:val="26"/>
-          <w:szCs w:val="26"/>
-        </w:rPr>
-      </w:pPr>
-      <w:bookmarkStart w:id="0" w:name="_heading=h.1wzllyc2b2ye" w:colFirst="0" w:colLast="0"/>
-      <w:bookmarkStart w:id="1" w:name="_heading=h.u9j7ttt4h9a3" w:colFirst="0" w:colLast="0"/>
-      <w:bookmarkEnd w:id="0"/>
-      <w:bookmarkEnd w:id="1"/>
-      <w:r>
-        <w:rPr>
-          <w:b w:val="0"/>
-          <w:sz w:val="26"/>
-          <w:szCs w:val="26"/>
-        </w:rPr>
-        <w:t>Flickr8k-Images-Captions (</w:t>
-      </w:r>
-      <w:hyperlink r:id="rId6" w:history="1">
-        <w:r>
-          <w:rPr>
-            <w:rStyle w:val="Hyperlink"/>
-            <w:b w:val="0"/>
-            <w:sz w:val="26"/>
-            <w:szCs w:val="26"/>
-          </w:rPr>
-          <w:t>https://www.kaggle.com/datasets/aladdinpersson/flickr8kimagescaptions</w:t>
-        </w:r>
-      </w:hyperlink>
-      <w:r>
-        <w:rPr>
-          <w:b w:val="0"/>
-          <w:sz w:val="26"/>
-          <w:szCs w:val="26"/>
-        </w:rPr>
-        <w:t>) : Flickr8k-Images-Captions bao gồm 8091 hình ảnh màu về nhiều chủ đề khác nhau.Tất cả caption của hình ảnh lưu trong 1 file captions.txt với 5 caption trên mỗi ảnh.</w:t>
-      </w:r>
-    </w:p>
-    <w:p>
-      <w:pPr>
-        <w:numPr>
-          <w:ilvl w:val="3"/>
-          <w:numId w:val="2"/>
-        </w:numPr>
-        <w:spacing w:line="360" w:lineRule="auto"/>
-        <w:jc w:val="both"/>
-        <w:rPr>
-          <w:rFonts w:ascii="Times New Roman" w:eastAsia="Times New Roman" w:hAnsi="Times New Roman" w:cs="Times New Roman"/>
-          <w:sz w:val="26"/>
-          <w:szCs w:val="26"/>
-        </w:rPr>
-      </w:pPr>
-      <w:r>
-        <w:rPr>
-          <w:rFonts w:ascii="Times New Roman" w:eastAsia="Times New Roman" w:hAnsi="Times New Roman" w:cs="Times New Roman"/>
-          <w:sz w:val="26"/>
-          <w:szCs w:val="26"/>
-        </w:rPr>
-        <w:t xml:space="preserve"> Xây dựng mô hình CNN và RNN.</w:t>
-      </w:r>
-    </w:p>
-    <w:p>
-      <w:pPr>
-        <w:numPr>
-          <w:ilvl w:val="3"/>
-          <w:numId w:val="2"/>
-        </w:numPr>
-        <w:spacing w:line="360" w:lineRule="auto"/>
-        <w:jc w:val="both"/>
-        <w:rPr>
-          <w:rFonts w:ascii="Times New Roman" w:eastAsia="Times New Roman" w:hAnsi="Times New Roman" w:cs="Times New Roman"/>
-          <w:sz w:val="26"/>
-          <w:szCs w:val="26"/>
-        </w:rPr>
-      </w:pPr>
-      <w:r>
-        <w:rPr>
-          <w:rFonts w:ascii="Times New Roman" w:eastAsia="Times New Roman" w:hAnsi="Times New Roman" w:cs="Times New Roman"/>
-          <w:sz w:val="26"/>
-          <w:szCs w:val="26"/>
-        </w:rPr>
-        <w:t>Xây dựng mô hình Multitask Learning.</w:t>
-      </w:r>
-    </w:p>
-    <w:p>
-      <w:pPr>
-        <w:numPr>
-          <w:ilvl w:val="3"/>
-          <w:numId w:val="2"/>
-        </w:numPr>
-        <w:spacing w:line="360" w:lineRule="auto"/>
-        <w:jc w:val="both"/>
-        <w:rPr>
-          <w:rFonts w:ascii="Times New Roman" w:eastAsia="Times New Roman" w:hAnsi="Times New Roman" w:cs="Times New Roman"/>
-          <w:sz w:val="26"/>
-          <w:szCs w:val="26"/>
-        </w:rPr>
-      </w:pPr>
-      <w:r>
-        <w:rPr>
-          <w:rFonts w:ascii="Times New Roman" w:eastAsia="Times New Roman" w:hAnsi="Times New Roman" w:cs="Times New Roman"/>
-          <w:sz w:val="26"/>
-          <w:szCs w:val="26"/>
-        </w:rPr>
-        <w:t>Huấn luyện các mô hình.</w:t>
-      </w:r>
-    </w:p>
-    <w:p>
-      <w:pPr>
-        <w:numPr>
-          <w:ilvl w:val="3"/>
-          <w:numId w:val="2"/>
-        </w:numPr>
-        <w:spacing w:line="360" w:lineRule="auto"/>
-        <w:jc w:val="both"/>
-        <w:rPr>
-          <w:rFonts w:ascii="Times New Roman" w:eastAsia="Times New Roman" w:hAnsi="Times New Roman" w:cs="Times New Roman"/>
-          <w:sz w:val="26"/>
-          <w:szCs w:val="26"/>
-        </w:rPr>
-      </w:pPr>
-      <w:r>
-        <w:rPr>
-          <w:rFonts w:ascii="Times New Roman" w:eastAsia="Times New Roman" w:hAnsi="Times New Roman" w:cs="Times New Roman"/>
-          <w:sz w:val="26"/>
-          <w:szCs w:val="26"/>
-        </w:rPr>
-        <w:t>Thực hiện tinh chỉnh (fine-tune) để tìm ra bộ siêu tham số (hyper-parameters) phù hợp</w:t>
-      </w:r>
-      <w:r>
-        <w:rPr>
-          <w:rFonts w:ascii="Times New Roman" w:eastAsia="Times New Roman" w:hAnsi="Times New Roman" w:cs="Times New Roman"/>
-          <w:sz w:val="26"/>
-          <w:szCs w:val="26"/>
-        </w:rPr>
-        <w:t>.</w:t>
-      </w:r>
-    </w:p>
-    <w:p>
-      <w:pPr>
-        <w:numPr>
-          <w:ilvl w:val="3"/>
-          <w:numId w:val="2"/>
-        </w:numPr>
-        <w:spacing w:line="360" w:lineRule="auto"/>
-        <w:jc w:val="both"/>
-        <w:rPr>
-          <w:rFonts w:ascii="Times New Roman" w:eastAsia="Times New Roman" w:hAnsi="Times New Roman" w:cs="Times New Roman"/>
-          <w:sz w:val="26"/>
-          <w:szCs w:val="26"/>
-        </w:rPr>
-      </w:pPr>
-      <w:r>
-        <w:rPr>
-          <w:rFonts w:ascii="Times New Roman" w:eastAsia="Times New Roman" w:hAnsi="Times New Roman" w:cs="Times New Roman"/>
-          <w:sz w:val="26"/>
-          <w:szCs w:val="26"/>
-        </w:rPr>
-        <w:t xml:space="preserve">Đánh giá hiệu suất của mô hình dựa vào các chỉ số như: </w:t>
-      </w:r>
-      <w:r>
-        <w:rPr>
-          <w:rFonts w:ascii="Times New Roman" w:eastAsia="Times New Roman" w:hAnsi="Times New Roman" w:cs="Times New Roman"/>
-          <w:sz w:val="26"/>
-          <w:szCs w:val="26"/>
-        </w:rPr>
-        <w:t xml:space="preserve">BLEU và METEOR </w:t>
-      </w:r>
-      <w:r>
-        <w:rPr>
-          <w:rFonts w:ascii="Times New Roman" w:eastAsia="Times New Roman" w:hAnsi="Times New Roman" w:cs="Times New Roman"/>
-          <w:sz w:val="26"/>
-          <w:szCs w:val="26"/>
-        </w:rPr>
-        <w:t>score.</w:t>
-      </w:r>
-    </w:p>
-    <w:p>
-      <w:pPr>
-        <w:numPr>
-          <w:ilvl w:val="0"/>
-          <w:numId w:val="1"/>
-        </w:numPr>
-        <w:spacing w:line="360" w:lineRule="auto"/>
-        <w:rPr>
-          <w:sz w:val="26"/>
-          <w:szCs w:val="26"/>
-        </w:rPr>
-      </w:pPr>
-      <w:r>
-        <w:rPr>
-          <w:rFonts w:ascii="Times New Roman" w:eastAsia="Times New Roman" w:hAnsi="Times New Roman" w:cs="Times New Roman"/>
-          <w:b/>
-          <w:sz w:val="26"/>
-          <w:szCs w:val="26"/>
-        </w:rPr>
-        <w:t xml:space="preserve">Tài liệu tham khảo: </w:t>
-      </w:r>
-    </w:p>
-    <w:p>
-      <w:pPr>
-        <w:numPr>
-          <w:ilvl w:val="1"/>
-          <w:numId w:val="2"/>
-        </w:numPr>
-        <w:spacing w:line="360" w:lineRule="auto"/>
-        <w:ind w:hanging="212"/>
-        <w:jc w:val="both"/>
-        <w:rPr>
-          <w:rFonts w:ascii="Times New Roman" w:eastAsia="Times New Roman" w:hAnsi="Times New Roman" w:cs="Times New Roman"/>
-          <w:sz w:val="26"/>
-          <w:szCs w:val="26"/>
-        </w:rPr>
-      </w:pPr>
-      <w:r>
-        <w:rPr>
-          <w:rFonts w:ascii="Times New Roman" w:eastAsia="Times New Roman" w:hAnsi="Times New Roman" w:cs="Times New Roman"/>
-          <w:sz w:val="26"/>
-          <w:szCs w:val="26"/>
-        </w:rPr>
-        <w:t xml:space="preserve">A Multi-task Learning Approach for Image Caption (Wei Zhao,Benyou Wang,Jianbo Ye,Min Yang,Zhou Zhao,Routian Luo,Yu Qiao): </w:t>
-      </w:r>
-      <w:hyperlink r:id="rId7" w:history="1">
+        <w:t>sử dụng CNN-Convolutional Neural Network</w:t>
+      </w:r>
+      <w:r>
+        <w:rPr>
+          <w:rFonts w:ascii="Times New Roman" w:eastAsia="Times New Roman" w:hAnsi="Times New Roman" w:cs="Times New Roman"/>
+          <w:sz w:val="26"/>
+          <w:szCs w:val="26"/>
+        </w:rPr>
+        <w:t>[</w:t>
+      </w:r>
+      <w:hyperlink w:anchor="trichdan7" w:history="1">
         <w:r>
           <w:rPr>
             <w:rStyle w:val="Hyperlink"/>
@@ -1540,35 +846,34 @@
             <w:sz w:val="26"/>
             <w:szCs w:val="26"/>
           </w:rPr>
-          <w:t>https://www.ijcai.org/proceedings/2018/0168.pdf</w:t>
+          <w:t>1</w:t>
         </w:r>
       </w:hyperlink>
-    </w:p>
-    <w:p>
-      <w:pPr>
-        <w:numPr>
-          <w:ilvl w:val="1"/>
-          <w:numId w:val="2"/>
-        </w:numPr>
-        <w:spacing w:line="360" w:lineRule="auto"/>
-        <w:ind w:hanging="212"/>
-        <w:jc w:val="both"/>
-        <w:rPr>
-          <w:rFonts w:ascii="Times New Roman" w:eastAsia="Times New Roman" w:hAnsi="Times New Roman" w:cs="Times New Roman"/>
-          <w:sz w:val="26"/>
-          <w:szCs w:val="26"/>
-        </w:rPr>
-      </w:pPr>
-      <w:r>
-        <w:rPr>
-          <w:rFonts w:ascii="Times New Roman" w:eastAsia="Times New Roman" w:hAnsi="Times New Roman" w:cs="Times New Roman"/>
-          <w:sz w:val="26"/>
-          <w:szCs w:val="26"/>
-        </w:rPr>
-        <w:lastRenderedPageBreak/>
-        <w:t xml:space="preserve">Where to put the Image in an Image Caption Generator (Marc Tanti,Albert Gatt,Kenneth P.Camilleri – 12-Mar-2018): </w:t>
-      </w:r>
-      <w:hyperlink r:id="rId8" w:history="1">
+      <w:r>
+        <w:rPr>
+          <w:rFonts w:ascii="Times New Roman" w:eastAsia="Times New Roman" w:hAnsi="Times New Roman" w:cs="Times New Roman"/>
+          <w:sz w:val="26"/>
+          <w:szCs w:val="26"/>
+        </w:rPr>
+        <w:t>]</w:t>
+      </w:r>
+      <w:r>
+        <w:rPr>
+          <w:rFonts w:ascii="Times New Roman" w:eastAsia="Times New Roman" w:hAnsi="Times New Roman" w:cs="Times New Roman"/>
+          <w:sz w:val="26"/>
+          <w:szCs w:val="26"/>
+        </w:rPr>
+        <w:t xml:space="preserve"> xử lí ảnh và RNN-Recurrent Neural Network</w:t>
+      </w:r>
+      <w:r>
+        <w:rPr>
+          <w:rFonts w:ascii="Times New Roman" w:eastAsia="Times New Roman" w:hAnsi="Times New Roman" w:cs="Times New Roman"/>
+          <w:sz w:val="26"/>
+          <w:szCs w:val="26"/>
+        </w:rPr>
+        <w:t>[</w:t>
+      </w:r>
+      <w:hyperlink w:anchor="trichdan9" w:history="1">
         <w:r>
           <w:rPr>
             <w:rStyle w:val="Hyperlink"/>
@@ -1576,46 +881,34 @@
             <w:sz w:val="26"/>
             <w:szCs w:val="26"/>
           </w:rPr>
-          <w:t>https://arxiv.org/pdf/1703.09137.pdf</w:t>
+          <w:t>2</w:t>
         </w:r>
       </w:hyperlink>
-    </w:p>
-    <w:p>
-      <w:pPr>
-        <w:numPr>
-          <w:ilvl w:val="1"/>
-          <w:numId w:val="2"/>
-        </w:numPr>
-        <w:spacing w:line="360" w:lineRule="auto"/>
-        <w:ind w:hanging="212"/>
-        <w:jc w:val="both"/>
-        <w:rPr>
-          <w:rFonts w:ascii="Times New Roman" w:eastAsia="Times New Roman" w:hAnsi="Times New Roman" w:cs="Times New Roman"/>
-          <w:sz w:val="26"/>
-          <w:szCs w:val="26"/>
-        </w:rPr>
-      </w:pPr>
-      <w:r>
-        <w:rPr>
-          <w:rFonts w:ascii="Times New Roman" w:eastAsia="Times New Roman" w:hAnsi="Times New Roman" w:cs="Times New Roman"/>
-          <w:sz w:val="26"/>
-          <w:szCs w:val="26"/>
-        </w:rPr>
-        <w:t>Bài 35 -Multitask Learning - Multi branch. (phamdinhkhanh - 05 May 2020):</w:t>
-      </w:r>
-    </w:p>
-    <w:p>
-      <w:pPr>
-        <w:spacing w:line="360" w:lineRule="auto"/>
-        <w:ind w:left="780"/>
-        <w:jc w:val="both"/>
-        <w:rPr>
-          <w:rFonts w:ascii="Times New Roman" w:eastAsia="Times New Roman" w:hAnsi="Times New Roman" w:cs="Times New Roman"/>
-          <w:sz w:val="26"/>
-          <w:szCs w:val="26"/>
-        </w:rPr>
-      </w:pPr>
-      <w:hyperlink r:id="rId9" w:anchor="41-dataset" w:history="1">
+      <w:r>
+        <w:rPr>
+          <w:rFonts w:ascii="Times New Roman" w:eastAsia="Times New Roman" w:hAnsi="Times New Roman" w:cs="Times New Roman"/>
+          <w:sz w:val="26"/>
+          <w:szCs w:val="26"/>
+        </w:rPr>
+        <w:t>]</w:t>
+      </w:r>
+      <w:r>
+        <w:rPr>
+          <w:rFonts w:ascii="Times New Roman" w:eastAsia="Times New Roman" w:hAnsi="Times New Roman" w:cs="Times New Roman"/>
+          <w:sz w:val="26"/>
+          <w:szCs w:val="26"/>
+        </w:rPr>
+        <w:t xml:space="preserve"> xử lí chuỗi) hay xây dựng một mô hình nhận cả ảnh và caption như Multitask Learing</w:t>
+      </w:r>
+      <w:r>
+        <w:rPr>
+          <w:rFonts w:ascii="Times New Roman" w:eastAsia="Times New Roman" w:hAnsi="Times New Roman" w:cs="Times New Roman"/>
+          <w:sz w:val="26"/>
+          <w:szCs w:val="26"/>
+        </w:rPr>
+        <w:t>[</w:t>
+      </w:r>
+      <w:hyperlink w:anchor="trichdan11" w:history="1">
         <w:r>
           <w:rPr>
             <w:rStyle w:val="Hyperlink"/>
@@ -1623,9 +916,1115 @@
             <w:sz w:val="26"/>
             <w:szCs w:val="26"/>
           </w:rPr>
-          <w:t>https://phamdinhkhanh.github.io/2020/05/05/MultitaskLearning_MultiBranch</w:t>
+          <w:t>3</w:t>
         </w:r>
       </w:hyperlink>
+      <w:r>
+        <w:rPr>
+          <w:rFonts w:ascii="Times New Roman" w:eastAsia="Times New Roman" w:hAnsi="Times New Roman" w:cs="Times New Roman"/>
+          <w:sz w:val="26"/>
+          <w:szCs w:val="26"/>
+        </w:rPr>
+        <w:t>][</w:t>
+      </w:r>
+      <w:hyperlink w:anchor="trichdan12" w:history="1">
+        <w:r>
+          <w:rPr>
+            <w:rStyle w:val="Hyperlink"/>
+            <w:rFonts w:ascii="Times New Roman" w:eastAsia="Times New Roman" w:hAnsi="Times New Roman" w:cs="Times New Roman"/>
+            <w:sz w:val="26"/>
+            <w:szCs w:val="26"/>
+          </w:rPr>
+          <w:t>4</w:t>
+        </w:r>
+      </w:hyperlink>
+      <w:r>
+        <w:rPr>
+          <w:rFonts w:ascii="Times New Roman" w:eastAsia="Times New Roman" w:hAnsi="Times New Roman" w:cs="Times New Roman"/>
+          <w:sz w:val="26"/>
+          <w:szCs w:val="26"/>
+        </w:rPr>
+        <w:t>]</w:t>
+      </w:r>
+      <w:r>
+        <w:rPr>
+          <w:rFonts w:ascii="Times New Roman" w:eastAsia="Times New Roman" w:hAnsi="Times New Roman" w:cs="Times New Roman"/>
+          <w:sz w:val="26"/>
+          <w:szCs w:val="26"/>
+        </w:rPr>
+        <w:t>. Để giải quyết vấn đề này chúng tôi tập trung nghiên cứu kỹ thuật Multitask Learning và áp dụng vào bài toán trên. Bên cạnh đó, chúng tôi cũng tiến hành phân tích, đánh giá mô hình dựa trên Multitask Learning với các phương pháp học máy truyền thống.</w:t>
+      </w:r>
+    </w:p>
+    <w:p>
+      <w:pPr>
+        <w:numPr>
+          <w:ilvl w:val="0"/>
+          <w:numId w:val="1"/>
+        </w:numPr>
+        <w:spacing w:line="360" w:lineRule="auto"/>
+        <w:rPr>
+          <w:rFonts w:ascii="Times New Roman" w:eastAsia="Times New Roman" w:hAnsi="Times New Roman" w:cs="Times New Roman"/>
+          <w:sz w:val="26"/>
+          <w:szCs w:val="26"/>
+        </w:rPr>
+      </w:pPr>
+      <w:r>
+        <w:rPr>
+          <w:rFonts w:ascii="Times New Roman" w:eastAsia="Times New Roman" w:hAnsi="Times New Roman" w:cs="Times New Roman"/>
+          <w:b/>
+          <w:sz w:val="26"/>
+          <w:szCs w:val="26"/>
+        </w:rPr>
+        <w:t xml:space="preserve">Mục tiêu của đề tài: </w:t>
+      </w:r>
+    </w:p>
+    <w:p>
+      <w:pPr>
+        <w:numPr>
+          <w:ilvl w:val="1"/>
+          <w:numId w:val="2"/>
+        </w:numPr>
+        <w:spacing w:line="360" w:lineRule="auto"/>
+        <w:ind w:left="851" w:hanging="284"/>
+        <w:jc w:val="both"/>
+        <w:rPr>
+          <w:rFonts w:ascii="Times New Roman" w:eastAsia="Times New Roman" w:hAnsi="Times New Roman" w:cs="Times New Roman"/>
+          <w:sz w:val="26"/>
+          <w:szCs w:val="26"/>
+        </w:rPr>
+      </w:pPr>
+      <w:r>
+        <w:rPr>
+          <w:rFonts w:ascii="Times New Roman" w:eastAsia="Times New Roman" w:hAnsi="Times New Roman" w:cs="Times New Roman"/>
+          <w:sz w:val="26"/>
+          <w:szCs w:val="26"/>
+        </w:rPr>
+        <w:t xml:space="preserve">Nghiên cứu và xây dựng mô hình mô tả hình ảnh sử dụng kỹ thuật Multitask Learning. </w:t>
+      </w:r>
+    </w:p>
+    <w:p>
+      <w:pPr>
+        <w:numPr>
+          <w:ilvl w:val="1"/>
+          <w:numId w:val="2"/>
+        </w:numPr>
+        <w:spacing w:line="360" w:lineRule="auto"/>
+        <w:ind w:left="851" w:hanging="284"/>
+        <w:jc w:val="both"/>
+        <w:rPr>
+          <w:rFonts w:ascii="Times New Roman" w:eastAsia="Times New Roman" w:hAnsi="Times New Roman" w:cs="Times New Roman"/>
+          <w:sz w:val="26"/>
+          <w:szCs w:val="26"/>
+        </w:rPr>
+      </w:pPr>
+      <w:r>
+        <w:rPr>
+          <w:rFonts w:ascii="Times New Roman" w:eastAsia="Times New Roman" w:hAnsi="Times New Roman" w:cs="Times New Roman"/>
+          <w:sz w:val="26"/>
+          <w:szCs w:val="26"/>
+        </w:rPr>
+        <w:t>Đánh giá hiệu quả của mô hình này với các mô hình sử dụng CNN và RNN.</w:t>
+      </w:r>
+    </w:p>
+    <w:p>
+      <w:pPr>
+        <w:numPr>
+          <w:ilvl w:val="0"/>
+          <w:numId w:val="1"/>
+        </w:numPr>
+        <w:spacing w:line="360" w:lineRule="auto"/>
+      </w:pPr>
+      <w:r>
+        <w:rPr>
+          <w:rFonts w:ascii="Times New Roman" w:eastAsia="Times New Roman" w:hAnsi="Times New Roman" w:cs="Times New Roman"/>
+          <w:b/>
+          <w:sz w:val="26"/>
+          <w:szCs w:val="26"/>
+        </w:rPr>
+        <w:lastRenderedPageBreak/>
+        <w:t xml:space="preserve">Nội dung của đề tài: </w:t>
+      </w:r>
+    </w:p>
+    <w:p>
+      <w:pPr>
+        <w:spacing w:line="360" w:lineRule="auto"/>
+        <w:ind w:firstLine="567"/>
+        <w:jc w:val="both"/>
+        <w:rPr>
+          <w:rFonts w:ascii="Times New Roman" w:eastAsia="Times New Roman" w:hAnsi="Times New Roman" w:cs="Times New Roman"/>
+          <w:sz w:val="26"/>
+          <w:szCs w:val="26"/>
+        </w:rPr>
+      </w:pPr>
+      <w:r>
+        <w:rPr>
+          <w:rFonts w:ascii="Times New Roman" w:eastAsia="Times New Roman" w:hAnsi="Times New Roman" w:cs="Times New Roman"/>
+          <w:sz w:val="26"/>
+          <w:szCs w:val="26"/>
+        </w:rPr>
+        <w:t>Các nội dung cần nghiên cứu, thử nghiệm:</w:t>
+      </w:r>
+    </w:p>
+    <w:p>
+      <w:pPr>
+        <w:numPr>
+          <w:ilvl w:val="1"/>
+          <w:numId w:val="2"/>
+        </w:numPr>
+        <w:spacing w:line="360" w:lineRule="auto"/>
+        <w:ind w:left="851" w:hanging="284"/>
+        <w:jc w:val="both"/>
+        <w:rPr>
+          <w:rFonts w:ascii="Times New Roman" w:eastAsia="Times New Roman" w:hAnsi="Times New Roman" w:cs="Times New Roman"/>
+          <w:sz w:val="26"/>
+          <w:szCs w:val="26"/>
+        </w:rPr>
+      </w:pPr>
+      <w:r>
+        <w:rPr>
+          <w:rFonts w:ascii="Times New Roman" w:hAnsi="Times New Roman" w:cs="Times New Roman"/>
+          <w:sz w:val="26"/>
+          <w:szCs w:val="26"/>
+        </w:rPr>
+        <w:t>Nghiên</w:t>
+      </w:r>
+      <w:r>
+        <w:rPr>
+          <w:rFonts w:ascii="Times New Roman" w:eastAsia="Times New Roman" w:hAnsi="Times New Roman" w:cs="Times New Roman"/>
+          <w:sz w:val="26"/>
+          <w:szCs w:val="26"/>
+        </w:rPr>
+        <w:t xml:space="preserve"> cứu lý thuyết bài toán mô tả hình ảnh và các phương pháp giải quyết bài toán này.</w:t>
+      </w:r>
+      <w:r>
+        <w:rPr>
+          <w:rFonts w:ascii="Times New Roman" w:eastAsia="Times New Roman" w:hAnsi="Times New Roman" w:cs="Times New Roman"/>
+          <w:sz w:val="26"/>
+          <w:szCs w:val="26"/>
+        </w:rPr>
+        <w:t xml:space="preserve"> </w:t>
+      </w:r>
+    </w:p>
+    <w:p>
+      <w:pPr>
+        <w:numPr>
+          <w:ilvl w:val="1"/>
+          <w:numId w:val="2"/>
+        </w:numPr>
+        <w:spacing w:line="360" w:lineRule="auto"/>
+        <w:ind w:left="851" w:hanging="284"/>
+        <w:jc w:val="both"/>
+        <w:rPr>
+          <w:sz w:val="26"/>
+          <w:szCs w:val="26"/>
+        </w:rPr>
+      </w:pPr>
+      <w:r>
+        <w:rPr>
+          <w:rFonts w:ascii="Times New Roman" w:eastAsia="Times New Roman" w:hAnsi="Times New Roman" w:cs="Times New Roman"/>
+          <w:sz w:val="26"/>
+          <w:szCs w:val="26"/>
+        </w:rPr>
+        <w:t>Nghiên cứu cấu trúc và cách thức hoạt động của CNN và RNN trong mô tả hình ảnh.</w:t>
+      </w:r>
+    </w:p>
+    <w:p>
+      <w:pPr>
+        <w:numPr>
+          <w:ilvl w:val="1"/>
+          <w:numId w:val="2"/>
+        </w:numPr>
+        <w:spacing w:line="360" w:lineRule="auto"/>
+        <w:ind w:left="851" w:hanging="284"/>
+        <w:jc w:val="both"/>
+        <w:rPr>
+          <w:sz w:val="26"/>
+          <w:szCs w:val="26"/>
+        </w:rPr>
+      </w:pPr>
+      <w:r>
+        <w:rPr>
+          <w:rFonts w:ascii="Times New Roman" w:eastAsia="Times New Roman" w:hAnsi="Times New Roman" w:cs="Times New Roman"/>
+          <w:sz w:val="26"/>
+          <w:szCs w:val="26"/>
+        </w:rPr>
+        <w:t>Nghiên cứu kỹ thuật Multitask Learning áp dụng cho bài toán mô tả hình ảnh.</w:t>
+      </w:r>
+    </w:p>
+    <w:p>
+      <w:pPr>
+        <w:numPr>
+          <w:ilvl w:val="1"/>
+          <w:numId w:val="2"/>
+        </w:numPr>
+        <w:spacing w:line="360" w:lineRule="auto"/>
+        <w:ind w:left="851" w:hanging="284"/>
+        <w:jc w:val="both"/>
+        <w:rPr>
+          <w:sz w:val="26"/>
+          <w:szCs w:val="26"/>
+        </w:rPr>
+      </w:pPr>
+      <w:r>
+        <w:rPr>
+          <w:rFonts w:ascii="Times New Roman" w:eastAsia="Times New Roman" w:hAnsi="Times New Roman" w:cs="Times New Roman"/>
+          <w:sz w:val="26"/>
+          <w:szCs w:val="26"/>
+        </w:rPr>
+        <w:t>Xây dựng và huấn luyện mô hình mô tả hình ảnh áp dụng hai kĩ thuật nêu trên.</w:t>
+      </w:r>
+    </w:p>
+    <w:p>
+      <w:pPr>
+        <w:numPr>
+          <w:ilvl w:val="1"/>
+          <w:numId w:val="2"/>
+        </w:numPr>
+        <w:spacing w:line="360" w:lineRule="auto"/>
+        <w:ind w:left="851" w:hanging="284"/>
+        <w:jc w:val="both"/>
+        <w:rPr>
+          <w:sz w:val="26"/>
+          <w:szCs w:val="26"/>
+        </w:rPr>
+      </w:pPr>
+      <w:r>
+        <w:rPr>
+          <w:rFonts w:ascii="Times New Roman" w:eastAsia="Times New Roman" w:hAnsi="Times New Roman" w:cs="Times New Roman"/>
+          <w:sz w:val="26"/>
+          <w:szCs w:val="26"/>
+        </w:rPr>
+        <w:t>Đánh giá kết quả thực nghiệm giữa các mô hình.</w:t>
+      </w:r>
+    </w:p>
+    <w:p>
+      <w:pPr>
+        <w:numPr>
+          <w:ilvl w:val="0"/>
+          <w:numId w:val="1"/>
+        </w:numPr>
+        <w:spacing w:line="360" w:lineRule="auto"/>
+        <w:rPr>
+          <w:sz w:val="26"/>
+          <w:szCs w:val="26"/>
+        </w:rPr>
+      </w:pPr>
+      <w:r>
+        <w:rPr>
+          <w:rFonts w:ascii="Times New Roman" w:eastAsia="Times New Roman" w:hAnsi="Times New Roman" w:cs="Times New Roman"/>
+          <w:b/>
+          <w:sz w:val="26"/>
+          <w:szCs w:val="26"/>
+        </w:rPr>
+        <w:t xml:space="preserve">Thời gian thực hiện: </w:t>
+      </w:r>
+      <w:r>
+        <w:rPr>
+          <w:rFonts w:ascii="Times New Roman" w:eastAsia="Times New Roman" w:hAnsi="Times New Roman" w:cs="Times New Roman"/>
+          <w:sz w:val="26"/>
+          <w:szCs w:val="26"/>
+        </w:rPr>
+        <w:t>học kỳ 1, năm học 2024 - 2025.</w:t>
+      </w:r>
+    </w:p>
+    <w:p>
+      <w:pPr>
+        <w:numPr>
+          <w:ilvl w:val="0"/>
+          <w:numId w:val="1"/>
+        </w:numPr>
+        <w:spacing w:line="360" w:lineRule="auto"/>
+        <w:rPr>
+          <w:rFonts w:ascii="Times New Roman" w:eastAsia="Times New Roman" w:hAnsi="Times New Roman" w:cs="Times New Roman"/>
+          <w:sz w:val="26"/>
+          <w:szCs w:val="26"/>
+        </w:rPr>
+      </w:pPr>
+      <w:r>
+        <w:rPr>
+          <w:rFonts w:ascii="Times New Roman" w:eastAsia="Times New Roman" w:hAnsi="Times New Roman" w:cs="Times New Roman"/>
+          <w:b/>
+          <w:sz w:val="26"/>
+          <w:szCs w:val="26"/>
+        </w:rPr>
+        <w:t xml:space="preserve">Sản phẩm của đề tài: </w:t>
+      </w:r>
+    </w:p>
+    <w:p>
+      <w:pPr>
+        <w:spacing w:line="360" w:lineRule="auto"/>
+        <w:ind w:left="568"/>
+        <w:jc w:val="both"/>
+        <w:rPr>
+          <w:rFonts w:ascii="Times New Roman" w:eastAsia="Times New Roman" w:hAnsi="Times New Roman" w:cs="Times New Roman"/>
+          <w:sz w:val="26"/>
+          <w:szCs w:val="26"/>
+        </w:rPr>
+      </w:pPr>
+      <w:r>
+        <w:rPr>
+          <w:rFonts w:ascii="Times New Roman" w:eastAsia="Times New Roman" w:hAnsi="Times New Roman" w:cs="Times New Roman"/>
+          <w:sz w:val="26"/>
+          <w:szCs w:val="26"/>
+        </w:rPr>
+        <w:t>Phương tiến hành nghiên cứu bao gồm các giai đoạn:</w:t>
+      </w:r>
+    </w:p>
+    <w:p>
+      <w:pPr>
+        <w:pStyle w:val="ListParagraph"/>
+        <w:numPr>
+          <w:ilvl w:val="2"/>
+          <w:numId w:val="9"/>
+        </w:numPr>
+        <w:shd w:val="clear" w:color="auto" w:fill="FFFFFF"/>
+        <w:spacing w:after="0" w:line="360" w:lineRule="auto"/>
+        <w:ind w:left="851" w:hanging="284"/>
+        <w:jc w:val="both"/>
+        <w:rPr>
+          <w:szCs w:val="26"/>
+        </w:rPr>
+      </w:pPr>
+      <w:r>
+        <w:rPr>
+          <w:rFonts w:eastAsia="Times New Roman" w:cs="Times New Roman"/>
+          <w:szCs w:val="26"/>
+        </w:rPr>
+        <w:t>Chuẩn bị dữ liệu: Chuẩn bị tập dữ liệu cho thực nghiệm. Thực hiện các bước tiền xử lý dữ liệu</w:t>
+      </w:r>
+      <w:bookmarkStart w:id="0" w:name="_heading=h.1wzllyc2b2ye" w:colFirst="0" w:colLast="0"/>
+      <w:bookmarkStart w:id="1" w:name="_heading=h.u9j7ttt4h9a3" w:colFirst="0" w:colLast="0"/>
+      <w:bookmarkEnd w:id="0"/>
+      <w:bookmarkEnd w:id="1"/>
+      <w:r>
+        <w:rPr>
+          <w:rFonts w:eastAsia="Times New Roman" w:cs="Times New Roman"/>
+          <w:szCs w:val="26"/>
+        </w:rPr>
+        <w:t xml:space="preserve"> </w:t>
+      </w:r>
+      <w:hyperlink r:id="rId7" w:history="1">
+        <w:r>
+          <w:rPr>
+            <w:rStyle w:val="Hyperlink"/>
+            <w:szCs w:val="26"/>
+          </w:rPr>
+          <w:t>Flickr8k-Images-C</w:t>
+        </w:r>
+        <w:r>
+          <w:rPr>
+            <w:rStyle w:val="Hyperlink"/>
+            <w:szCs w:val="26"/>
+          </w:rPr>
+          <w:t>a</w:t>
+        </w:r>
+        <w:r>
+          <w:rPr>
+            <w:rStyle w:val="Hyperlink"/>
+            <w:szCs w:val="26"/>
+          </w:rPr>
+          <w:t>ptions</w:t>
+        </w:r>
+      </w:hyperlink>
+      <w:r>
+        <w:rPr>
+          <w:szCs w:val="26"/>
+        </w:rPr>
+        <w:t xml:space="preserve">: Flickr8k-Images-Captions bao gồm 8091 hình ảnh màu về nhiều chủ đề khác </w:t>
+      </w:r>
+      <w:proofErr w:type="gramStart"/>
+      <w:r>
+        <w:rPr>
+          <w:szCs w:val="26"/>
+        </w:rPr>
+        <w:t>nhau.Tất</w:t>
+      </w:r>
+      <w:proofErr w:type="gramEnd"/>
+      <w:r>
+        <w:rPr>
+          <w:szCs w:val="26"/>
+        </w:rPr>
+        <w:t xml:space="preserve"> cả caption của hình ảnh lưu trong 1 file captions.txt với 5 caption trên mỗi ảnh.</w:t>
+      </w:r>
+    </w:p>
+    <w:p>
+      <w:pPr>
+        <w:pStyle w:val="ListParagraph"/>
+        <w:numPr>
+          <w:ilvl w:val="2"/>
+          <w:numId w:val="9"/>
+        </w:numPr>
+        <w:spacing w:after="0" w:line="360" w:lineRule="auto"/>
+        <w:ind w:left="851" w:hanging="284"/>
+        <w:jc w:val="both"/>
+        <w:rPr>
+          <w:rFonts w:eastAsia="Times New Roman" w:cs="Times New Roman"/>
+          <w:szCs w:val="26"/>
+        </w:rPr>
+      </w:pPr>
+      <w:r>
+        <w:rPr>
+          <w:rFonts w:eastAsia="Times New Roman" w:cs="Times New Roman"/>
+          <w:szCs w:val="26"/>
+        </w:rPr>
+        <w:t>Xây dựng mô hình CNN và RNN.</w:t>
+      </w:r>
+    </w:p>
+    <w:p>
+      <w:pPr>
+        <w:pStyle w:val="ListParagraph"/>
+        <w:numPr>
+          <w:ilvl w:val="2"/>
+          <w:numId w:val="9"/>
+        </w:numPr>
+        <w:spacing w:after="0" w:line="360" w:lineRule="auto"/>
+        <w:ind w:left="851" w:hanging="284"/>
+        <w:jc w:val="both"/>
+        <w:rPr>
+          <w:rFonts w:eastAsia="Times New Roman" w:cs="Times New Roman"/>
+          <w:szCs w:val="26"/>
+        </w:rPr>
+      </w:pPr>
+      <w:r>
+        <w:rPr>
+          <w:rFonts w:eastAsia="Times New Roman" w:cs="Times New Roman"/>
+          <w:szCs w:val="26"/>
+        </w:rPr>
+        <w:t>Xây dựng mô hình Multitask Learning.</w:t>
+      </w:r>
+    </w:p>
+    <w:p>
+      <w:pPr>
+        <w:pStyle w:val="ListParagraph"/>
+        <w:numPr>
+          <w:ilvl w:val="2"/>
+          <w:numId w:val="9"/>
+        </w:numPr>
+        <w:spacing w:after="0" w:line="360" w:lineRule="auto"/>
+        <w:ind w:left="851" w:hanging="284"/>
+        <w:jc w:val="both"/>
+        <w:rPr>
+          <w:rFonts w:eastAsia="Times New Roman" w:cs="Times New Roman"/>
+          <w:szCs w:val="26"/>
+        </w:rPr>
+      </w:pPr>
+      <w:r>
+        <w:rPr>
+          <w:rFonts w:eastAsia="Times New Roman" w:cs="Times New Roman"/>
+          <w:szCs w:val="26"/>
+        </w:rPr>
+        <w:t>Huấn luyện các mô hình.</w:t>
+      </w:r>
+    </w:p>
+    <w:p>
+      <w:pPr>
+        <w:pStyle w:val="ListParagraph"/>
+        <w:numPr>
+          <w:ilvl w:val="2"/>
+          <w:numId w:val="9"/>
+        </w:numPr>
+        <w:spacing w:after="0" w:line="360" w:lineRule="auto"/>
+        <w:ind w:left="851" w:hanging="284"/>
+        <w:jc w:val="both"/>
+        <w:rPr>
+          <w:rFonts w:eastAsia="Times New Roman" w:cs="Times New Roman"/>
+          <w:szCs w:val="26"/>
+        </w:rPr>
+      </w:pPr>
+      <w:r>
+        <w:rPr>
+          <w:rFonts w:eastAsia="Times New Roman" w:cs="Times New Roman"/>
+          <w:szCs w:val="26"/>
+        </w:rPr>
+        <w:t>Thực hiện tinh chỉnh (fine-tune) để tìm ra bộ siêu tham số (hyper-parameters) phù hợp</w:t>
+      </w:r>
+      <w:r>
+        <w:rPr>
+          <w:rFonts w:eastAsia="Times New Roman" w:cs="Times New Roman"/>
+          <w:szCs w:val="26"/>
+        </w:rPr>
+        <w:t>.</w:t>
+      </w:r>
+    </w:p>
+    <w:p>
+      <w:pPr>
+        <w:pStyle w:val="ListParagraph"/>
+        <w:numPr>
+          <w:ilvl w:val="2"/>
+          <w:numId w:val="9"/>
+        </w:numPr>
+        <w:spacing w:after="0" w:line="360" w:lineRule="auto"/>
+        <w:ind w:left="851" w:hanging="284"/>
+        <w:jc w:val="both"/>
+        <w:rPr>
+          <w:rFonts w:eastAsia="Times New Roman" w:cs="Times New Roman"/>
+          <w:szCs w:val="26"/>
+        </w:rPr>
+      </w:pPr>
+      <w:r>
+        <w:rPr>
+          <w:rFonts w:eastAsia="Times New Roman" w:cs="Times New Roman"/>
+          <w:szCs w:val="26"/>
+        </w:rPr>
+        <w:t xml:space="preserve">Đánh giá hiệu suất của mô hình dựa vào các chỉ số như: </w:t>
+      </w:r>
+      <w:r>
+        <w:rPr>
+          <w:rFonts w:eastAsia="Times New Roman" w:cs="Times New Roman"/>
+          <w:szCs w:val="26"/>
+        </w:rPr>
+        <w:t>BLEU</w:t>
+      </w:r>
+      <w:r>
+        <w:rPr>
+          <w:rFonts w:eastAsia="Times New Roman" w:cs="Times New Roman"/>
+          <w:szCs w:val="26"/>
+        </w:rPr>
+        <w:t xml:space="preserve"> </w:t>
+      </w:r>
+      <w:proofErr w:type="gramStart"/>
+      <w:r>
+        <w:rPr>
+          <w:rFonts w:eastAsia="Times New Roman" w:cs="Times New Roman"/>
+          <w:szCs w:val="26"/>
+        </w:rPr>
+        <w:t>Score[</w:t>
+      </w:r>
+      <w:proofErr w:type="gramEnd"/>
+      <w:r>
+        <w:rPr>
+          <w:rFonts w:eastAsia="Times New Roman" w:cs="Times New Roman"/>
+          <w:szCs w:val="26"/>
+        </w:rPr>
+        <w:fldChar w:fldCharType="begin"/>
+      </w:r>
+      <w:r>
+        <w:rPr>
+          <w:rFonts w:eastAsia="Times New Roman" w:cs="Times New Roman"/>
+          <w:szCs w:val="26"/>
+        </w:rPr>
+        <w:instrText xml:space="preserve"> HYPERLINK  \l "trichdan3" </w:instrText>
+      </w:r>
+      <w:r>
+        <w:rPr>
+          <w:rFonts w:eastAsia="Times New Roman" w:cs="Times New Roman"/>
+          <w:szCs w:val="26"/>
+        </w:rPr>
+      </w:r>
+      <w:r>
+        <w:rPr>
+          <w:rFonts w:eastAsia="Times New Roman" w:cs="Times New Roman"/>
+          <w:szCs w:val="26"/>
+        </w:rPr>
+        <w:fldChar w:fldCharType="separate"/>
+      </w:r>
+      <w:r>
+        <w:rPr>
+          <w:rStyle w:val="Hyperlink"/>
+          <w:rFonts w:eastAsia="Times New Roman" w:cs="Times New Roman"/>
+          <w:szCs w:val="26"/>
+        </w:rPr>
+        <w:t>5</w:t>
+      </w:r>
+      <w:r>
+        <w:rPr>
+          <w:rFonts w:eastAsia="Times New Roman" w:cs="Times New Roman"/>
+          <w:szCs w:val="26"/>
+        </w:rPr>
+        <w:fldChar w:fldCharType="end"/>
+      </w:r>
+      <w:r>
+        <w:rPr>
+          <w:rFonts w:eastAsia="Times New Roman" w:cs="Times New Roman"/>
+          <w:szCs w:val="26"/>
+        </w:rPr>
+        <w:t>]</w:t>
+      </w:r>
+      <w:r>
+        <w:rPr>
+          <w:rFonts w:eastAsia="Times New Roman" w:cs="Times New Roman"/>
+          <w:szCs w:val="26"/>
+        </w:rPr>
+        <w:t xml:space="preserve"> và METEOR </w:t>
+      </w:r>
+      <w:r>
+        <w:rPr>
+          <w:rFonts w:eastAsia="Times New Roman" w:cs="Times New Roman"/>
+          <w:szCs w:val="26"/>
+        </w:rPr>
+        <w:t>S</w:t>
+      </w:r>
+      <w:r>
+        <w:rPr>
+          <w:rFonts w:eastAsia="Times New Roman" w:cs="Times New Roman"/>
+          <w:szCs w:val="26"/>
+        </w:rPr>
+        <w:t>core</w:t>
+      </w:r>
+      <w:r>
+        <w:rPr>
+          <w:rFonts w:eastAsia="Times New Roman" w:cs="Times New Roman"/>
+          <w:szCs w:val="26"/>
+        </w:rPr>
+        <w:t>[</w:t>
+      </w:r>
+      <w:hyperlink w:anchor="trichdan16" w:history="1">
+        <w:r>
+          <w:rPr>
+            <w:rStyle w:val="Hyperlink"/>
+            <w:rFonts w:eastAsia="Times New Roman" w:cs="Times New Roman"/>
+            <w:szCs w:val="26"/>
+          </w:rPr>
+          <w:t>6</w:t>
+        </w:r>
+      </w:hyperlink>
+      <w:r>
+        <w:rPr>
+          <w:rFonts w:eastAsia="Times New Roman" w:cs="Times New Roman"/>
+          <w:szCs w:val="26"/>
+        </w:rPr>
+        <w:t>]</w:t>
+      </w:r>
+      <w:r>
+        <w:rPr>
+          <w:rFonts w:eastAsia="Times New Roman" w:cs="Times New Roman"/>
+          <w:szCs w:val="26"/>
+        </w:rPr>
+        <w:t>.</w:t>
+      </w:r>
+    </w:p>
+    <w:p>
+      <w:pPr>
+        <w:numPr>
+          <w:ilvl w:val="0"/>
+          <w:numId w:val="1"/>
+        </w:numPr>
+        <w:spacing w:line="360" w:lineRule="auto"/>
+        <w:rPr>
+          <w:sz w:val="26"/>
+          <w:szCs w:val="26"/>
+        </w:rPr>
+      </w:pPr>
+      <w:r>
+        <w:rPr>
+          <w:rFonts w:ascii="Times New Roman" w:eastAsia="Times New Roman" w:hAnsi="Times New Roman" w:cs="Times New Roman"/>
+          <w:b/>
+          <w:sz w:val="26"/>
+          <w:szCs w:val="26"/>
+        </w:rPr>
+        <w:t xml:space="preserve">Tài liệu tham khảo: </w:t>
+      </w:r>
+    </w:p>
+    <w:p>
+      <w:pPr>
+        <w:spacing w:after="30" w:line="360" w:lineRule="auto"/>
+        <w:ind w:left="567"/>
+        <w:jc w:val="both"/>
+        <w:rPr>
+          <w:rFonts w:ascii="Times New Roman" w:hAnsi="Times New Roman" w:cs="Times New Roman"/>
+          <w:sz w:val="26"/>
+          <w:szCs w:val="26"/>
+        </w:rPr>
+      </w:pPr>
+      <w:r>
+        <w:rPr>
+          <w:rFonts w:ascii="Times New Roman" w:hAnsi="Times New Roman" w:cs="Times New Roman"/>
+          <w:sz w:val="26"/>
+          <w:szCs w:val="26"/>
+        </w:rPr>
+        <w:t>[</w:t>
+      </w:r>
+      <w:bookmarkStart w:id="2" w:name="trichdan7"/>
+      <w:bookmarkEnd w:id="2"/>
+      <w:r>
+        <w:rPr>
+          <w:rFonts w:ascii="Times New Roman" w:hAnsi="Times New Roman" w:cs="Times New Roman"/>
+          <w:sz w:val="26"/>
+          <w:szCs w:val="26"/>
+        </w:rPr>
+        <w:t>1</w:t>
+      </w:r>
+      <w:r>
+        <w:rPr>
+          <w:rFonts w:ascii="Times New Roman" w:hAnsi="Times New Roman" w:cs="Times New Roman"/>
+          <w:sz w:val="26"/>
+          <w:szCs w:val="26"/>
+        </w:rPr>
+        <w:t xml:space="preserve">] Yann LeCun, Yoshua Bengio, Geoffrey Hinton, </w:t>
+      </w:r>
+      <w:hyperlink r:id="rId8" w:history="1">
+        <w:r>
+          <w:rPr>
+            <w:rStyle w:val="Hyperlink"/>
+            <w:rFonts w:ascii="Times New Roman" w:hAnsi="Times New Roman" w:cs="Times New Roman"/>
+            <w:sz w:val="26"/>
+            <w:szCs w:val="26"/>
+          </w:rPr>
+          <w:t>Deep le</w:t>
+        </w:r>
+        <w:r>
+          <w:rPr>
+            <w:rStyle w:val="Hyperlink"/>
+            <w:rFonts w:ascii="Times New Roman" w:hAnsi="Times New Roman" w:cs="Times New Roman"/>
+            <w:sz w:val="26"/>
+            <w:szCs w:val="26"/>
+          </w:rPr>
+          <w:t>a</w:t>
+        </w:r>
+        <w:r>
+          <w:rPr>
+            <w:rStyle w:val="Hyperlink"/>
+            <w:rFonts w:ascii="Times New Roman" w:hAnsi="Times New Roman" w:cs="Times New Roman"/>
+            <w:sz w:val="26"/>
+            <w:szCs w:val="26"/>
+          </w:rPr>
+          <w:t>rning</w:t>
+        </w:r>
+      </w:hyperlink>
+      <w:r>
+        <w:rPr>
+          <w:rFonts w:ascii="Times New Roman" w:hAnsi="Times New Roman" w:cs="Times New Roman"/>
+          <w:sz w:val="26"/>
+          <w:szCs w:val="26"/>
+        </w:rPr>
+        <w:t>, pp.3-4, 28-MAY-2015.</w:t>
+      </w:r>
+    </w:p>
+    <w:p>
+      <w:pPr>
+        <w:spacing w:after="30" w:line="360" w:lineRule="auto"/>
+        <w:ind w:left="567"/>
+        <w:jc w:val="both"/>
+        <w:rPr>
+          <w:rFonts w:ascii="Times New Roman" w:hAnsi="Times New Roman" w:cs="Times New Roman"/>
+          <w:sz w:val="26"/>
+          <w:szCs w:val="26"/>
+        </w:rPr>
+      </w:pPr>
+      <w:r>
+        <w:rPr>
+          <w:rFonts w:ascii="Times New Roman" w:hAnsi="Times New Roman" w:cs="Times New Roman"/>
+          <w:sz w:val="26"/>
+          <w:szCs w:val="26"/>
+        </w:rPr>
+        <w:t>[</w:t>
+      </w:r>
+      <w:bookmarkStart w:id="3" w:name="trichdan9"/>
+      <w:bookmarkEnd w:id="3"/>
+      <w:r>
+        <w:rPr>
+          <w:rFonts w:ascii="Times New Roman" w:hAnsi="Times New Roman" w:cs="Times New Roman"/>
+          <w:sz w:val="26"/>
+          <w:szCs w:val="26"/>
+        </w:rPr>
+        <w:t>2</w:t>
+      </w:r>
+      <w:r>
+        <w:rPr>
+          <w:rFonts w:ascii="Times New Roman" w:hAnsi="Times New Roman" w:cs="Times New Roman"/>
+          <w:sz w:val="26"/>
+          <w:szCs w:val="26"/>
+        </w:rPr>
+        <w:t xml:space="preserve">] Yann LeCun, Yoshua Bengio, Geoffrey Hinton, </w:t>
+      </w:r>
+      <w:hyperlink r:id="rId9" w:history="1">
+        <w:r>
+          <w:rPr>
+            <w:rStyle w:val="Hyperlink"/>
+            <w:rFonts w:ascii="Times New Roman" w:hAnsi="Times New Roman" w:cs="Times New Roman"/>
+            <w:sz w:val="26"/>
+            <w:szCs w:val="26"/>
+          </w:rPr>
+          <w:t>Deep learning</w:t>
+        </w:r>
+      </w:hyperlink>
+      <w:r>
+        <w:rPr>
+          <w:rFonts w:ascii="Times New Roman" w:hAnsi="Times New Roman" w:cs="Times New Roman"/>
+          <w:sz w:val="26"/>
+          <w:szCs w:val="26"/>
+        </w:rPr>
+        <w:t>, pp.5-6, 28-MAY-2015.</w:t>
+      </w:r>
+    </w:p>
+    <w:p>
+      <w:pPr>
+        <w:spacing w:after="30" w:line="360" w:lineRule="auto"/>
+        <w:ind w:left="567"/>
+        <w:jc w:val="both"/>
+        <w:rPr>
+          <w:rFonts w:ascii="Times New Roman" w:eastAsia="Times New Roman" w:hAnsi="Times New Roman" w:cs="Times New Roman"/>
+          <w:sz w:val="26"/>
+          <w:szCs w:val="26"/>
+        </w:rPr>
+      </w:pPr>
+      <w:r>
+        <w:rPr>
+          <w:rFonts w:ascii="Times New Roman" w:eastAsia="Times New Roman" w:hAnsi="Times New Roman" w:cs="Times New Roman"/>
+          <w:sz w:val="26"/>
+          <w:szCs w:val="26"/>
+        </w:rPr>
+        <w:lastRenderedPageBreak/>
+        <w:t>[</w:t>
+      </w:r>
+      <w:bookmarkStart w:id="4" w:name="trichdan11"/>
+      <w:bookmarkEnd w:id="4"/>
+      <w:r>
+        <w:rPr>
+          <w:rFonts w:ascii="Times New Roman" w:eastAsia="Times New Roman" w:hAnsi="Times New Roman" w:cs="Times New Roman"/>
+          <w:sz w:val="26"/>
+          <w:szCs w:val="26"/>
+        </w:rPr>
+        <w:t>3</w:t>
+      </w:r>
+      <w:r>
+        <w:rPr>
+          <w:rFonts w:ascii="Times New Roman" w:eastAsia="Times New Roman" w:hAnsi="Times New Roman" w:cs="Times New Roman"/>
+          <w:sz w:val="26"/>
+          <w:szCs w:val="26"/>
+        </w:rPr>
+        <w:t xml:space="preserve">] Wei Zhao, Benyou Wang, Jianbo Ye, Min Yang, Zhou Zhao, Routian Luo, Yu Qiao, </w:t>
+      </w:r>
+      <w:hyperlink r:id="rId10" w:history="1">
+        <w:r>
+          <w:rPr>
+            <w:rStyle w:val="Hyperlink"/>
+            <w:rFonts w:ascii="Times New Roman" w:eastAsia="Times New Roman" w:hAnsi="Times New Roman" w:cs="Times New Roman"/>
+            <w:sz w:val="26"/>
+            <w:szCs w:val="26"/>
+          </w:rPr>
+          <w:t>A Multi-task Learning Approach for Image Caption</w:t>
+        </w:r>
+      </w:hyperlink>
+      <w:r>
+        <w:rPr>
+          <w:rFonts w:ascii="Times New Roman" w:eastAsia="Times New Roman" w:hAnsi="Times New Roman" w:cs="Times New Roman"/>
+          <w:sz w:val="26"/>
+          <w:szCs w:val="26"/>
+        </w:rPr>
+        <w:t>, 2018.</w:t>
+      </w:r>
+    </w:p>
+    <w:p>
+      <w:pPr>
+        <w:spacing w:after="30" w:line="360" w:lineRule="auto"/>
+        <w:ind w:left="567"/>
+        <w:jc w:val="both"/>
+        <w:rPr>
+          <w:rFonts w:ascii="Times New Roman" w:hAnsi="Times New Roman" w:cs="Times New Roman"/>
+          <w:color w:val="000000" w:themeColor="text1"/>
+          <w:sz w:val="26"/>
+          <w:szCs w:val="26"/>
+        </w:rPr>
+      </w:pPr>
+      <w:r>
+        <w:rPr>
+          <w:rFonts w:ascii="Times New Roman" w:hAnsi="Times New Roman" w:cs="Times New Roman"/>
+          <w:color w:val="000000" w:themeColor="text1"/>
+          <w:sz w:val="26"/>
+          <w:szCs w:val="26"/>
+        </w:rPr>
+        <w:t>[</w:t>
+      </w:r>
+      <w:bookmarkStart w:id="5" w:name="trichdan12"/>
+      <w:bookmarkEnd w:id="5"/>
+      <w:r>
+        <w:rPr>
+          <w:rFonts w:ascii="Times New Roman" w:hAnsi="Times New Roman" w:cs="Times New Roman"/>
+          <w:color w:val="000000" w:themeColor="text1"/>
+          <w:sz w:val="26"/>
+          <w:szCs w:val="26"/>
+        </w:rPr>
+        <w:t>4</w:t>
+      </w:r>
+      <w:r>
+        <w:rPr>
+          <w:rFonts w:ascii="Times New Roman" w:hAnsi="Times New Roman" w:cs="Times New Roman"/>
+          <w:color w:val="000000" w:themeColor="text1"/>
+          <w:sz w:val="26"/>
+          <w:szCs w:val="26"/>
+        </w:rPr>
+        <w:t xml:space="preserve">] Sebastian Ruder, </w:t>
+      </w:r>
+      <w:hyperlink r:id="rId11" w:history="1">
+        <w:r>
+          <w:rPr>
+            <w:rStyle w:val="Hyperlink"/>
+            <w:rFonts w:ascii="Times New Roman" w:hAnsi="Times New Roman" w:cs="Times New Roman"/>
+            <w:sz w:val="26"/>
+            <w:szCs w:val="26"/>
+          </w:rPr>
+          <w:t>An Overview of Multi-Task Learning in Deep Neural Networks</w:t>
+        </w:r>
+        <w:r>
+          <w:rPr>
+            <w:rStyle w:val="Hyperlink"/>
+            <w:rFonts w:ascii="Cambria Math" w:hAnsi="Cambria Math" w:cs="Cambria Math"/>
+            <w:sz w:val="26"/>
+            <w:szCs w:val="26"/>
+          </w:rPr>
+          <w:t>∗</w:t>
+        </w:r>
+        <w:r>
+          <w:rPr>
+            <w:rStyle w:val="Hyperlink"/>
+            <w:rFonts w:ascii="Times New Roman" w:hAnsi="Times New Roman" w:cs="Times New Roman"/>
+            <w:sz w:val="26"/>
+            <w:szCs w:val="26"/>
+          </w:rPr>
+          <w:t xml:space="preserve">, </w:t>
+        </w:r>
+      </w:hyperlink>
+      <w:r>
+        <w:rPr>
+          <w:rFonts w:ascii="Times New Roman" w:hAnsi="Times New Roman" w:cs="Times New Roman"/>
+          <w:color w:val="000000" w:themeColor="text1"/>
+          <w:sz w:val="26"/>
+          <w:szCs w:val="26"/>
+        </w:rPr>
+        <w:t>15-June-2017.</w:t>
+      </w:r>
+    </w:p>
+    <w:p>
+      <w:pPr>
+        <w:spacing w:after="30" w:line="360" w:lineRule="auto"/>
+        <w:ind w:left="567"/>
+        <w:jc w:val="both"/>
+        <w:rPr>
+          <w:rFonts w:ascii="Times New Roman" w:hAnsi="Times New Roman" w:cs="Times New Roman"/>
+          <w:sz w:val="26"/>
+          <w:szCs w:val="26"/>
+        </w:rPr>
+      </w:pPr>
+      <w:r>
+        <w:rPr>
+          <w:rFonts w:ascii="Times New Roman" w:hAnsi="Times New Roman" w:cs="Times New Roman"/>
+          <w:sz w:val="26"/>
+          <w:szCs w:val="26"/>
+        </w:rPr>
+        <w:t>[</w:t>
+      </w:r>
+      <w:bookmarkStart w:id="6" w:name="trichdan3"/>
+      <w:bookmarkEnd w:id="6"/>
+      <w:r>
+        <w:rPr>
+          <w:rFonts w:ascii="Times New Roman" w:hAnsi="Times New Roman" w:cs="Times New Roman"/>
+          <w:sz w:val="26"/>
+          <w:szCs w:val="26"/>
+        </w:rPr>
+        <w:t>5</w:t>
+      </w:r>
+      <w:r>
+        <w:rPr>
+          <w:rFonts w:ascii="Times New Roman" w:hAnsi="Times New Roman" w:cs="Times New Roman"/>
+          <w:sz w:val="26"/>
+          <w:szCs w:val="26"/>
+        </w:rPr>
+        <w:t xml:space="preserve">] Kishore Papineni, Salim Roukos, Todd Ward, Wei-Jing Zhu, </w:t>
+      </w:r>
+      <w:hyperlink r:id="rId12" w:history="1">
+        <w:r>
+          <w:rPr>
+            <w:rStyle w:val="Hyperlink"/>
+            <w:rFonts w:ascii="Times New Roman" w:hAnsi="Times New Roman" w:cs="Times New Roman"/>
+            <w:sz w:val="26"/>
+            <w:szCs w:val="26"/>
+          </w:rPr>
+          <w:t>BLEU: a Method for Automatic Evaluation of Machine Translation</w:t>
+        </w:r>
+      </w:hyperlink>
+      <w:r>
+        <w:rPr>
+          <w:rFonts w:ascii="Times New Roman" w:hAnsi="Times New Roman" w:cs="Times New Roman"/>
+          <w:sz w:val="26"/>
+          <w:szCs w:val="26"/>
+        </w:rPr>
+        <w:t>, IBM T.</w:t>
+      </w:r>
+      <w:proofErr w:type="gramStart"/>
+      <w:r>
+        <w:rPr>
+          <w:rFonts w:ascii="Times New Roman" w:hAnsi="Times New Roman" w:cs="Times New Roman"/>
+          <w:sz w:val="26"/>
+          <w:szCs w:val="26"/>
+        </w:rPr>
+        <w:t>J.Watson</w:t>
+      </w:r>
+      <w:proofErr w:type="gramEnd"/>
+      <w:r>
+        <w:rPr>
+          <w:rFonts w:ascii="Times New Roman" w:hAnsi="Times New Roman" w:cs="Times New Roman"/>
+          <w:sz w:val="26"/>
+          <w:szCs w:val="26"/>
+        </w:rPr>
+        <w:t xml:space="preserve"> Research Center, July-2002.</w:t>
+      </w:r>
+    </w:p>
+    <w:p>
+      <w:pPr>
+        <w:spacing w:after="30" w:line="360" w:lineRule="auto"/>
+        <w:ind w:left="567"/>
+        <w:jc w:val="both"/>
+        <w:rPr>
+          <w:rFonts w:ascii="Times New Roman" w:hAnsi="Times New Roman" w:cs="Times New Roman"/>
+          <w:color w:val="000000" w:themeColor="text1"/>
+          <w:sz w:val="26"/>
+          <w:szCs w:val="26"/>
+        </w:rPr>
+      </w:pPr>
+      <w:r>
+        <w:rPr>
+          <w:rFonts w:ascii="Times New Roman" w:hAnsi="Times New Roman" w:cs="Times New Roman"/>
+          <w:color w:val="000000" w:themeColor="text1"/>
+          <w:sz w:val="26"/>
+          <w:szCs w:val="26"/>
+        </w:rPr>
+        <w:t>[</w:t>
+      </w:r>
+      <w:bookmarkStart w:id="7" w:name="trichdan16"/>
+      <w:bookmarkEnd w:id="7"/>
+      <w:r>
+        <w:rPr>
+          <w:rFonts w:ascii="Times New Roman" w:hAnsi="Times New Roman" w:cs="Times New Roman"/>
+          <w:color w:val="000000" w:themeColor="text1"/>
+          <w:sz w:val="26"/>
+          <w:szCs w:val="26"/>
+        </w:rPr>
+        <w:t xml:space="preserve">6] Abhaya Agarwal, Alon Lavie, </w:t>
+      </w:r>
+      <w:hyperlink r:id="rId13" w:history="1">
+        <w:r>
+          <w:rPr>
+            <w:rStyle w:val="Hyperlink"/>
+            <w:rFonts w:ascii="Times New Roman" w:hAnsi="Times New Roman" w:cs="Times New Roman"/>
+            <w:sz w:val="26"/>
+            <w:szCs w:val="26"/>
+          </w:rPr>
+          <w:t>Meteor, m-bleu and m-ter: Evaluation Metrics for High-Correlation with Human Rankings of Machine Translation Output</w:t>
+        </w:r>
+      </w:hyperlink>
+      <w:r>
+        <w:rPr>
+          <w:rFonts w:ascii="Times New Roman" w:hAnsi="Times New Roman" w:cs="Times New Roman"/>
+          <w:color w:val="000000" w:themeColor="text1"/>
+          <w:sz w:val="26"/>
+          <w:szCs w:val="26"/>
+        </w:rPr>
+        <w:t>, Language Technologies Institute, Carnegie Mellon University, Pittsburgh, PA, 15213, USA, June-2008.</w:t>
+      </w:r>
+    </w:p>
+    <w:p>
+      <w:pPr>
+        <w:spacing w:after="30" w:line="360" w:lineRule="auto"/>
+        <w:ind w:left="567"/>
+        <w:jc w:val="both"/>
+        <w:rPr>
+          <w:rFonts w:ascii="Times New Roman" w:eastAsiaTheme="minorHAnsi" w:hAnsi="Times New Roman" w:cs="Times New Roman"/>
+          <w:color w:val="000000" w:themeColor="text1"/>
+          <w:sz w:val="26"/>
+          <w:szCs w:val="26"/>
+        </w:rPr>
+      </w:pPr>
     </w:p>
     <w:tbl>
       <w:tblPr>
@@ -2126,6 +2525,118 @@
     </w:lvl>
   </w:abstractNum>
   <w:abstractNum w:abstractNumId="3" w15:restartNumberingAfterBreak="0">
+    <w:nsid w:val="20B8772D"/>
+    <w:multiLevelType w:val="hybridMultilevel"/>
+    <w:tmpl w:val="B8565640"/>
+    <w:lvl w:ilvl="0" w:tplc="71B6CE96">
+      <w:numFmt w:val="bullet"/>
+      <w:lvlText w:val="-"/>
+      <w:lvlJc w:val="left"/>
+      <w:pPr>
+        <w:ind w:left="720" w:hanging="360"/>
+      </w:pPr>
+      <w:rPr>
+        <w:rFonts w:ascii="Times New Roman" w:eastAsia="Times New Roman" w:hAnsi="Times New Roman" w:cs="Times New Roman" w:hint="default"/>
+      </w:rPr>
+    </w:lvl>
+    <w:lvl w:ilvl="1" w:tplc="042A0003">
+      <w:start w:val="1"/>
+      <w:numFmt w:val="bullet"/>
+      <w:lvlText w:val="o"/>
+      <w:lvlJc w:val="left"/>
+      <w:pPr>
+        <w:ind w:left="1440" w:hanging="360"/>
+      </w:pPr>
+      <w:rPr>
+        <w:rFonts w:ascii="Courier New" w:hAnsi="Courier New" w:cs="Courier New" w:hint="default"/>
+      </w:rPr>
+    </w:lvl>
+    <w:lvl w:ilvl="2" w:tplc="042A0005" w:tentative="1">
+      <w:start w:val="1"/>
+      <w:numFmt w:val="bullet"/>
+      <w:lvlText w:val=""/>
+      <w:lvlJc w:val="left"/>
+      <w:pPr>
+        <w:ind w:left="2160" w:hanging="360"/>
+      </w:pPr>
+      <w:rPr>
+        <w:rFonts w:ascii="Wingdings" w:hAnsi="Wingdings" w:hint="default"/>
+      </w:rPr>
+    </w:lvl>
+    <w:lvl w:ilvl="3" w:tplc="042A0001" w:tentative="1">
+      <w:start w:val="1"/>
+      <w:numFmt w:val="bullet"/>
+      <w:lvlText w:val=""/>
+      <w:lvlJc w:val="left"/>
+      <w:pPr>
+        <w:ind w:left="2880" w:hanging="360"/>
+      </w:pPr>
+      <w:rPr>
+        <w:rFonts w:ascii="Symbol" w:hAnsi="Symbol" w:hint="default"/>
+      </w:rPr>
+    </w:lvl>
+    <w:lvl w:ilvl="4" w:tplc="042A0003" w:tentative="1">
+      <w:start w:val="1"/>
+      <w:numFmt w:val="bullet"/>
+      <w:lvlText w:val="o"/>
+      <w:lvlJc w:val="left"/>
+      <w:pPr>
+        <w:ind w:left="3600" w:hanging="360"/>
+      </w:pPr>
+      <w:rPr>
+        <w:rFonts w:ascii="Courier New" w:hAnsi="Courier New" w:cs="Courier New" w:hint="default"/>
+      </w:rPr>
+    </w:lvl>
+    <w:lvl w:ilvl="5" w:tplc="042A0005" w:tentative="1">
+      <w:start w:val="1"/>
+      <w:numFmt w:val="bullet"/>
+      <w:lvlText w:val=""/>
+      <w:lvlJc w:val="left"/>
+      <w:pPr>
+        <w:ind w:left="4320" w:hanging="360"/>
+      </w:pPr>
+      <w:rPr>
+        <w:rFonts w:ascii="Wingdings" w:hAnsi="Wingdings" w:hint="default"/>
+      </w:rPr>
+    </w:lvl>
+    <w:lvl w:ilvl="6" w:tplc="042A0001" w:tentative="1">
+      <w:start w:val="1"/>
+      <w:numFmt w:val="bullet"/>
+      <w:lvlText w:val=""/>
+      <w:lvlJc w:val="left"/>
+      <w:pPr>
+        <w:ind w:left="5040" w:hanging="360"/>
+      </w:pPr>
+      <w:rPr>
+        <w:rFonts w:ascii="Symbol" w:hAnsi="Symbol" w:hint="default"/>
+      </w:rPr>
+    </w:lvl>
+    <w:lvl w:ilvl="7" w:tplc="042A0003" w:tentative="1">
+      <w:start w:val="1"/>
+      <w:numFmt w:val="bullet"/>
+      <w:lvlText w:val="o"/>
+      <w:lvlJc w:val="left"/>
+      <w:pPr>
+        <w:ind w:left="5760" w:hanging="360"/>
+      </w:pPr>
+      <w:rPr>
+        <w:rFonts w:ascii="Courier New" w:hAnsi="Courier New" w:cs="Courier New" w:hint="default"/>
+      </w:rPr>
+    </w:lvl>
+    <w:lvl w:ilvl="8" w:tplc="042A0005" w:tentative="1">
+      <w:start w:val="1"/>
+      <w:numFmt w:val="bullet"/>
+      <w:lvlText w:val=""/>
+      <w:lvlJc w:val="left"/>
+      <w:pPr>
+        <w:ind w:left="6480" w:hanging="360"/>
+      </w:pPr>
+      <w:rPr>
+        <w:rFonts w:ascii="Wingdings" w:hAnsi="Wingdings" w:hint="default"/>
+      </w:rPr>
+    </w:lvl>
+  </w:abstractNum>
+  <w:abstractNum w:abstractNumId="4" w15:restartNumberingAfterBreak="0">
     <w:nsid w:val="3996678C"/>
     <w:multiLevelType w:val="multilevel"/>
     <w:tmpl w:val="6FACAF96"/>
@@ -2239,7 +2750,7 @@
       </w:rPr>
     </w:lvl>
   </w:abstractNum>
-  <w:abstractNum w:abstractNumId="4" w15:restartNumberingAfterBreak="0">
+  <w:abstractNum w:abstractNumId="5" w15:restartNumberingAfterBreak="0">
     <w:nsid w:val="408607E1"/>
     <w:multiLevelType w:val="multilevel"/>
     <w:tmpl w:val="D9820008"/>
@@ -2352,7 +2863,119 @@
       </w:rPr>
     </w:lvl>
   </w:abstractNum>
-  <w:abstractNum w:abstractNumId="5" w15:restartNumberingAfterBreak="0">
+  <w:abstractNum w:abstractNumId="6" w15:restartNumberingAfterBreak="0">
+    <w:nsid w:val="542308F4"/>
+    <w:multiLevelType w:val="hybridMultilevel"/>
+    <w:tmpl w:val="314A2FE8"/>
+    <w:lvl w:ilvl="0" w:tplc="042A0001">
+      <w:start w:val="1"/>
+      <w:numFmt w:val="bullet"/>
+      <w:lvlText w:val=""/>
+      <w:lvlJc w:val="left"/>
+      <w:pPr>
+        <w:ind w:left="720" w:hanging="360"/>
+      </w:pPr>
+      <w:rPr>
+        <w:rFonts w:ascii="Symbol" w:hAnsi="Symbol" w:hint="default"/>
+      </w:rPr>
+    </w:lvl>
+    <w:lvl w:ilvl="1" w:tplc="042A0003" w:tentative="1">
+      <w:start w:val="1"/>
+      <w:numFmt w:val="bullet"/>
+      <w:lvlText w:val="o"/>
+      <w:lvlJc w:val="left"/>
+      <w:pPr>
+        <w:ind w:left="1440" w:hanging="360"/>
+      </w:pPr>
+      <w:rPr>
+        <w:rFonts w:ascii="Courier New" w:hAnsi="Courier New" w:cs="Courier New" w:hint="default"/>
+      </w:rPr>
+    </w:lvl>
+    <w:lvl w:ilvl="2" w:tplc="71B6CE96">
+      <w:numFmt w:val="bullet"/>
+      <w:lvlText w:val="-"/>
+      <w:lvlJc w:val="left"/>
+      <w:pPr>
+        <w:ind w:left="2160" w:hanging="360"/>
+      </w:pPr>
+      <w:rPr>
+        <w:rFonts w:ascii="Times New Roman" w:eastAsia="Times New Roman" w:hAnsi="Times New Roman" w:cs="Times New Roman" w:hint="default"/>
+      </w:rPr>
+    </w:lvl>
+    <w:lvl w:ilvl="3" w:tplc="042A0001" w:tentative="1">
+      <w:start w:val="1"/>
+      <w:numFmt w:val="bullet"/>
+      <w:lvlText w:val=""/>
+      <w:lvlJc w:val="left"/>
+      <w:pPr>
+        <w:ind w:left="2880" w:hanging="360"/>
+      </w:pPr>
+      <w:rPr>
+        <w:rFonts w:ascii="Symbol" w:hAnsi="Symbol" w:hint="default"/>
+      </w:rPr>
+    </w:lvl>
+    <w:lvl w:ilvl="4" w:tplc="042A0003" w:tentative="1">
+      <w:start w:val="1"/>
+      <w:numFmt w:val="bullet"/>
+      <w:lvlText w:val="o"/>
+      <w:lvlJc w:val="left"/>
+      <w:pPr>
+        <w:ind w:left="3600" w:hanging="360"/>
+      </w:pPr>
+      <w:rPr>
+        <w:rFonts w:ascii="Courier New" w:hAnsi="Courier New" w:cs="Courier New" w:hint="default"/>
+      </w:rPr>
+    </w:lvl>
+    <w:lvl w:ilvl="5" w:tplc="042A0005" w:tentative="1">
+      <w:start w:val="1"/>
+      <w:numFmt w:val="bullet"/>
+      <w:lvlText w:val=""/>
+      <w:lvlJc w:val="left"/>
+      <w:pPr>
+        <w:ind w:left="4320" w:hanging="360"/>
+      </w:pPr>
+      <w:rPr>
+        <w:rFonts w:ascii="Wingdings" w:hAnsi="Wingdings" w:hint="default"/>
+      </w:rPr>
+    </w:lvl>
+    <w:lvl w:ilvl="6" w:tplc="042A0001" w:tentative="1">
+      <w:start w:val="1"/>
+      <w:numFmt w:val="bullet"/>
+      <w:lvlText w:val=""/>
+      <w:lvlJc w:val="left"/>
+      <w:pPr>
+        <w:ind w:left="5040" w:hanging="360"/>
+      </w:pPr>
+      <w:rPr>
+        <w:rFonts w:ascii="Symbol" w:hAnsi="Symbol" w:hint="default"/>
+      </w:rPr>
+    </w:lvl>
+    <w:lvl w:ilvl="7" w:tplc="042A0003" w:tentative="1">
+      <w:start w:val="1"/>
+      <w:numFmt w:val="bullet"/>
+      <w:lvlText w:val="o"/>
+      <w:lvlJc w:val="left"/>
+      <w:pPr>
+        <w:ind w:left="5760" w:hanging="360"/>
+      </w:pPr>
+      <w:rPr>
+        <w:rFonts w:ascii="Courier New" w:hAnsi="Courier New" w:cs="Courier New" w:hint="default"/>
+      </w:rPr>
+    </w:lvl>
+    <w:lvl w:ilvl="8" w:tplc="042A0005" w:tentative="1">
+      <w:start w:val="1"/>
+      <w:numFmt w:val="bullet"/>
+      <w:lvlText w:val=""/>
+      <w:lvlJc w:val="left"/>
+      <w:pPr>
+        <w:ind w:left="6480" w:hanging="360"/>
+      </w:pPr>
+      <w:rPr>
+        <w:rFonts w:ascii="Wingdings" w:hAnsi="Wingdings" w:hint="default"/>
+      </w:rPr>
+    </w:lvl>
+  </w:abstractNum>
+  <w:abstractNum w:abstractNumId="7" w15:restartNumberingAfterBreak="0">
     <w:nsid w:val="5A3F74F9"/>
     <w:multiLevelType w:val="multilevel"/>
     <w:tmpl w:val="74DEFF4A"/>
@@ -2462,6 +3085,119 @@
       </w:pPr>
       <w:rPr>
         <w:u w:val="none"/>
+      </w:rPr>
+    </w:lvl>
+  </w:abstractNum>
+  <w:abstractNum w:abstractNumId="8" w15:restartNumberingAfterBreak="0">
+    <w:nsid w:val="63544C87"/>
+    <w:multiLevelType w:val="hybridMultilevel"/>
+    <w:tmpl w:val="5C3CD1B6"/>
+    <w:lvl w:ilvl="0" w:tplc="042A0001">
+      <w:start w:val="1"/>
+      <w:numFmt w:val="bullet"/>
+      <w:lvlText w:val=""/>
+      <w:lvlJc w:val="left"/>
+      <w:pPr>
+        <w:ind w:left="720" w:hanging="360"/>
+      </w:pPr>
+      <w:rPr>
+        <w:rFonts w:ascii="Symbol" w:hAnsi="Symbol" w:hint="default"/>
+      </w:rPr>
+    </w:lvl>
+    <w:lvl w:ilvl="1" w:tplc="042A0003" w:tentative="1">
+      <w:start w:val="1"/>
+      <w:numFmt w:val="bullet"/>
+      <w:lvlText w:val="o"/>
+      <w:lvlJc w:val="left"/>
+      <w:pPr>
+        <w:ind w:left="1440" w:hanging="360"/>
+      </w:pPr>
+      <w:rPr>
+        <w:rFonts w:ascii="Courier New" w:hAnsi="Courier New" w:cs="Courier New" w:hint="default"/>
+      </w:rPr>
+    </w:lvl>
+    <w:lvl w:ilvl="2" w:tplc="042A0005">
+      <w:start w:val="1"/>
+      <w:numFmt w:val="bullet"/>
+      <w:lvlText w:val=""/>
+      <w:lvlJc w:val="left"/>
+      <w:pPr>
+        <w:ind w:left="2160" w:hanging="360"/>
+      </w:pPr>
+      <w:rPr>
+        <w:rFonts w:ascii="Wingdings" w:hAnsi="Wingdings" w:hint="default"/>
+      </w:rPr>
+    </w:lvl>
+    <w:lvl w:ilvl="3" w:tplc="042A0001" w:tentative="1">
+      <w:start w:val="1"/>
+      <w:numFmt w:val="bullet"/>
+      <w:lvlText w:val=""/>
+      <w:lvlJc w:val="left"/>
+      <w:pPr>
+        <w:ind w:left="2880" w:hanging="360"/>
+      </w:pPr>
+      <w:rPr>
+        <w:rFonts w:ascii="Symbol" w:hAnsi="Symbol" w:hint="default"/>
+      </w:rPr>
+    </w:lvl>
+    <w:lvl w:ilvl="4" w:tplc="042A0003" w:tentative="1">
+      <w:start w:val="1"/>
+      <w:numFmt w:val="bullet"/>
+      <w:lvlText w:val="o"/>
+      <w:lvlJc w:val="left"/>
+      <w:pPr>
+        <w:ind w:left="3600" w:hanging="360"/>
+      </w:pPr>
+      <w:rPr>
+        <w:rFonts w:ascii="Courier New" w:hAnsi="Courier New" w:cs="Courier New" w:hint="default"/>
+      </w:rPr>
+    </w:lvl>
+    <w:lvl w:ilvl="5" w:tplc="042A0005" w:tentative="1">
+      <w:start w:val="1"/>
+      <w:numFmt w:val="bullet"/>
+      <w:lvlText w:val=""/>
+      <w:lvlJc w:val="left"/>
+      <w:pPr>
+        <w:ind w:left="4320" w:hanging="360"/>
+      </w:pPr>
+      <w:rPr>
+        <w:rFonts w:ascii="Wingdings" w:hAnsi="Wingdings" w:hint="default"/>
+      </w:rPr>
+    </w:lvl>
+    <w:lvl w:ilvl="6" w:tplc="042A0001" w:tentative="1">
+      <w:start w:val="1"/>
+      <w:numFmt w:val="bullet"/>
+      <w:lvlText w:val=""/>
+      <w:lvlJc w:val="left"/>
+      <w:pPr>
+        <w:ind w:left="5040" w:hanging="360"/>
+      </w:pPr>
+      <w:rPr>
+        <w:rFonts w:ascii="Symbol" w:hAnsi="Symbol" w:hint="default"/>
+      </w:rPr>
+    </w:lvl>
+    <w:lvl w:ilvl="7" w:tplc="042A0003" w:tentative="1">
+      <w:start w:val="1"/>
+      <w:numFmt w:val="bullet"/>
+      <w:lvlText w:val="o"/>
+      <w:lvlJc w:val="left"/>
+      <w:pPr>
+        <w:ind w:left="5760" w:hanging="360"/>
+      </w:pPr>
+      <w:rPr>
+        <w:rFonts w:ascii="Courier New" w:hAnsi="Courier New" w:cs="Courier New" w:hint="default"/>
+      </w:rPr>
+    </w:lvl>
+    <w:lvl w:ilvl="8" w:tplc="042A0005" w:tentative="1">
+      <w:start w:val="1"/>
+      <w:numFmt w:val="bullet"/>
+      <w:lvlText w:val=""/>
+      <w:lvlJc w:val="left"/>
+      <w:pPr>
+        <w:ind w:left="6480" w:hanging="360"/>
+      </w:pPr>
+      <w:rPr>
+        <w:rFonts w:ascii="Wingdings" w:hAnsi="Wingdings" w:hint="default"/>
       </w:rPr>
     </w:lvl>
   </w:abstractNum>
@@ -2469,16 +3205,16 @@
     <w:abstractNumId w:val="2"/>
   </w:num>
   <w:num w:numId="2">
-    <w:abstractNumId w:val="3"/>
+    <w:abstractNumId w:val="4"/>
   </w:num>
   <w:num w:numId="3">
-    <w:abstractNumId w:val="4"/>
+    <w:abstractNumId w:val="5"/>
   </w:num>
   <w:num w:numId="4">
     <w:abstractNumId w:val="0"/>
   </w:num>
   <w:num w:numId="5">
-    <w:abstractNumId w:val="5"/>
+    <w:abstractNumId w:val="7"/>
   </w:num>
   <w:num w:numId="6">
     <w:abstractNumId w:val="1"/>
@@ -2512,6 +3248,15 @@
   </w:num>
   <w:num w:numId="7">
     <w:abstractNumId w:val="1"/>
+  </w:num>
+  <w:num w:numId="8">
+    <w:abstractNumId w:val="8"/>
+  </w:num>
+  <w:num w:numId="9">
+    <w:abstractNumId w:val="6"/>
+  </w:num>
+  <w:num w:numId="10">
+    <w:abstractNumId w:val="3"/>
   </w:num>
 </w:numbering>
 </file>
@@ -3481,6 +4226,10 @@
 </go:gDocsCustomXmlDataStorage>
 </file>
 
+<file path=customXml/item2.xml><?xml version="1.0" encoding="utf-8"?>
+<b:Sources xmlns:b="http://schemas.openxmlformats.org/officeDocument/2006/bibliography" xmlns="http://schemas.openxmlformats.org/officeDocument/2006/bibliography" SelectedStyle="\IEEE2006OfficeOnline.xsl" StyleName="IEEE" Version="2006"/>
+</file>
+
 <file path=customXml/itemProps1.xml><?xml version="1.0" encoding="utf-8"?>
 <ds:datastoreItem xmlns:ds="http://schemas.openxmlformats.org/officeDocument/2006/customXml" ds:itemID="{11111111-1234-1234-1234-123412341234}">
   <ds:schemaRefs>
@@ -3488,4 +4237,12 @@
     <ds:schemaRef ds:uri="http://schemas.openxmlformats.org/officeDocument/2006/relationships"/>
   </ds:schemaRefs>
 </ds:datastoreItem>
+</file>
+
+<file path=customXml/itemProps2.xml><?xml version="1.0" encoding="utf-8"?>
+<ds:datastoreItem xmlns:ds="http://schemas.openxmlformats.org/officeDocument/2006/customXml" ds:itemID="{905EC656-BCEF-467C-A197-35FDC90353EA}">
+  <ds:schemaRefs>
+    <ds:schemaRef ds:uri="http://schemas.openxmlformats.org/officeDocument/2006/bibliography"/>
+  </ds:schemaRefs>
+</ds:datastoreItem>
 </file>